--- a/bases de données/les îles.docx
+++ b/bases de données/les îles.docx
@@ -76,7 +76,7 @@
     </w:p>
     <w:tbl>
       <w:tblPr>
-        <w:tblW w:w="9638" w:type="dxa"/>
+        <w:tblW w:w="10627" w:type="dxa"/>
         <w:tblLayout w:type="fixed"/>
         <w:tblCellMar>
           <w:left w:w="10" w:type="dxa"/>
@@ -88,14 +88,9 @@
         <w:gridCol w:w="3744"/>
         <w:gridCol w:w="3348"/>
         <w:gridCol w:w="2546"/>
+        <w:gridCol w:w="989"/>
       </w:tblGrid>
       <w:tr>
-        <w:tblPrEx>
-          <w:tblCellMar>
-            <w:top w:w="0" w:type="dxa"/>
-            <w:bottom w:w="0" w:type="dxa"/>
-          </w:tblCellMar>
-        </w:tblPrEx>
         <w:tc>
           <w:tcPr>
             <w:tcW w:w="3744" w:type="dxa"/>
@@ -214,14 +209,42 @@
             </w:r>
           </w:p>
         </w:tc>
+        <w:tc>
+          <w:tcPr>
+            <w:tcW w:w="989" w:type="dxa"/>
+            <w:tcBorders>
+              <w:top w:val="single" w:sz="4" w:space="0" w:color="000000"/>
+              <w:left w:val="single" w:sz="4" w:space="0" w:color="000000"/>
+              <w:bottom w:val="single" w:sz="4" w:space="0" w:color="000000"/>
+              <w:right w:val="single" w:sz="4" w:space="0" w:color="000000"/>
+            </w:tcBorders>
+          </w:tcPr>
+          <w:p>
+            <w:pPr>
+              <w:pStyle w:val="TableContents"/>
+              <w:jc w:val="center"/>
+              <w:rPr>
+                <w:b/>
+                <w:bCs/>
+                <w:color w:val="2A6099"/>
+                <w:sz w:val="30"/>
+                <w:szCs w:val="30"/>
+              </w:rPr>
+            </w:pPr>
+            <w:r>
+              <w:rPr>
+                <w:b/>
+                <w:bCs/>
+                <w:color w:val="2A6099"/>
+                <w:sz w:val="30"/>
+                <w:szCs w:val="30"/>
+              </w:rPr>
+              <w:t>Photo</w:t>
+            </w:r>
+          </w:p>
+        </w:tc>
       </w:tr>
       <w:tr>
-        <w:tblPrEx>
-          <w:tblCellMar>
-            <w:top w:w="0" w:type="dxa"/>
-            <w:bottom w:w="0" w:type="dxa"/>
-          </w:tblCellMar>
-        </w:tblPrEx>
         <w:tc>
           <w:tcPr>
             <w:tcW w:w="3744" w:type="dxa"/>
@@ -325,16 +348,55 @@
                 <w:szCs w:val="26"/>
               </w:rPr>
             </w:pPr>
+          </w:p>
+        </w:tc>
+        <w:tc>
+          <w:tcPr>
+            <w:tcW w:w="989" w:type="dxa"/>
+            <w:tcBorders>
+              <w:left w:val="single" w:sz="4" w:space="0" w:color="000000"/>
+              <w:bottom w:val="single" w:sz="4" w:space="0" w:color="000000"/>
+              <w:right w:val="single" w:sz="4" w:space="0" w:color="000000"/>
+            </w:tcBorders>
+          </w:tcPr>
+          <w:p>
+            <w:pPr>
+              <w:pStyle w:val="TableContents"/>
+              <w:jc w:val="center"/>
+              <w:rPr>
+                <w:color w:val="000000"/>
+                <w:sz w:val="26"/>
+                <w:szCs w:val="26"/>
+              </w:rPr>
+            </w:pPr>
+            <w:r>
+              <w:rPr>
+                <w:color w:val="000000"/>
+                <w:sz w:val="26"/>
+                <w:szCs w:val="26"/>
+              </w:rPr>
+              <w:t>O</w:t>
+            </w:r>
+            <w:r>
+              <w:rPr>
+                <w:color w:val="000000"/>
+                <w:sz w:val="26"/>
+                <w:szCs w:val="26"/>
+              </w:rPr>
+              <w:t>k</w:t>
+            </w:r>
+            <w:r>
+              <w:rPr>
+                <w:color w:val="000000"/>
+                <w:sz w:val="26"/>
+                <w:szCs w:val="26"/>
+              </w:rPr>
+              <w:t xml:space="preserve"> </w:t>
+            </w:r>
           </w:p>
         </w:tc>
       </w:tr>
       <w:tr>
-        <w:tblPrEx>
-          <w:tblCellMar>
-            <w:top w:w="0" w:type="dxa"/>
-            <w:bottom w:w="0" w:type="dxa"/>
-          </w:tblCellMar>
-        </w:tblPrEx>
         <w:tc>
           <w:tcPr>
             <w:tcW w:w="3744" w:type="dxa"/>
@@ -410,23 +472,13 @@
                 <w:szCs w:val="26"/>
               </w:rPr>
             </w:pPr>
-            <w:proofErr w:type="gramStart"/>
-            <w:r>
-              <w:rPr>
-                <w:color w:val="000000"/>
-                <w:sz w:val="26"/>
-                <w:szCs w:val="26"/>
-              </w:rPr>
-              <w:t>avant</w:t>
-            </w:r>
-            <w:proofErr w:type="gramEnd"/>
-            <w:r>
-              <w:rPr>
-                <w:color w:val="000000"/>
-                <w:sz w:val="26"/>
-                <w:szCs w:val="26"/>
-              </w:rPr>
-              <w:t>-poste</w:t>
+            <w:r>
+              <w:rPr>
+                <w:color w:val="000000"/>
+                <w:sz w:val="26"/>
+                <w:szCs w:val="26"/>
+              </w:rPr>
+              <w:t>avant-poste</w:t>
             </w:r>
           </w:p>
         </w:tc>
@@ -455,16 +507,55 @@
                 <w:szCs w:val="26"/>
               </w:rPr>
             </w:pPr>
+          </w:p>
+        </w:tc>
+        <w:tc>
+          <w:tcPr>
+            <w:tcW w:w="989" w:type="dxa"/>
+            <w:tcBorders>
+              <w:left w:val="single" w:sz="4" w:space="0" w:color="000000"/>
+              <w:bottom w:val="single" w:sz="4" w:space="0" w:color="000000"/>
+              <w:right w:val="single" w:sz="4" w:space="0" w:color="000000"/>
+            </w:tcBorders>
+          </w:tcPr>
+          <w:p>
+            <w:pPr>
+              <w:pStyle w:val="TableContents"/>
+              <w:jc w:val="center"/>
+              <w:rPr>
+                <w:color w:val="000000"/>
+                <w:sz w:val="26"/>
+                <w:szCs w:val="26"/>
+              </w:rPr>
+            </w:pPr>
+            <w:r>
+              <w:rPr>
+                <w:color w:val="000000"/>
+                <w:sz w:val="26"/>
+                <w:szCs w:val="26"/>
+              </w:rPr>
+              <w:t>O</w:t>
+            </w:r>
+            <w:r>
+              <w:rPr>
+                <w:color w:val="000000"/>
+                <w:sz w:val="26"/>
+                <w:szCs w:val="26"/>
+              </w:rPr>
+              <w:t>k</w:t>
+            </w:r>
+            <w:r>
+              <w:rPr>
+                <w:color w:val="000000"/>
+                <w:sz w:val="26"/>
+                <w:szCs w:val="26"/>
+              </w:rPr>
+              <w:t xml:space="preserve"> </w:t>
+            </w:r>
           </w:p>
         </w:tc>
       </w:tr>
       <w:tr>
-        <w:tblPrEx>
-          <w:tblCellMar>
-            <w:top w:w="0" w:type="dxa"/>
-            <w:bottom w:w="0" w:type="dxa"/>
-          </w:tblCellMar>
-        </w:tblPrEx>
         <w:tc>
           <w:tcPr>
             <w:tcW w:w="3744" w:type="dxa"/>
@@ -520,7 +611,6 @@
                 <w:szCs w:val="26"/>
               </w:rPr>
             </w:pPr>
-            <w:proofErr w:type="gramStart"/>
             <w:r>
               <w:rPr>
                 <w:color w:val="000000"/>
@@ -529,7 +619,6 @@
               </w:rPr>
               <w:t>île</w:t>
             </w:r>
-            <w:proofErr w:type="gramEnd"/>
           </w:p>
         </w:tc>
         <w:tc>
@@ -564,17 +653,56 @@
                 <w:szCs w:val="26"/>
               </w:rPr>
               <w:t>Petite île</w:t>
+            </w:r>
+          </w:p>
+        </w:tc>
+        <w:tc>
+          <w:tcPr>
+            <w:tcW w:w="989" w:type="dxa"/>
+            <w:tcBorders>
+              <w:left w:val="single" w:sz="4" w:space="0" w:color="000000"/>
+              <w:bottom w:val="single" w:sz="4" w:space="0" w:color="000000"/>
+              <w:right w:val="single" w:sz="4" w:space="0" w:color="000000"/>
+            </w:tcBorders>
+          </w:tcPr>
+          <w:p>
+            <w:pPr>
+              <w:pStyle w:val="TableContents"/>
+              <w:jc w:val="center"/>
+              <w:rPr>
+                <w:color w:val="000000"/>
+                <w:sz w:val="26"/>
+                <w:szCs w:val="26"/>
+              </w:rPr>
+            </w:pPr>
+            <w:r>
+              <w:rPr>
+                <w:color w:val="000000"/>
+                <w:sz w:val="26"/>
+                <w:szCs w:val="26"/>
+              </w:rPr>
+              <w:t>O</w:t>
+            </w:r>
+            <w:r>
+              <w:rPr>
+                <w:color w:val="000000"/>
+                <w:sz w:val="26"/>
+                <w:szCs w:val="26"/>
+              </w:rPr>
+              <w:t>k</w:t>
+            </w:r>
+            <w:r>
+              <w:rPr>
+                <w:color w:val="000000"/>
+                <w:sz w:val="26"/>
+                <w:szCs w:val="26"/>
+              </w:rPr>
+              <w:t xml:space="preserve"> </w:t>
             </w:r>
           </w:p>
         </w:tc>
       </w:tr>
       <w:tr>
-        <w:tblPrEx>
-          <w:tblCellMar>
-            <w:top w:w="0" w:type="dxa"/>
-            <w:bottom w:w="0" w:type="dxa"/>
-          </w:tblCellMar>
-        </w:tblPrEx>
         <w:tc>
           <w:tcPr>
             <w:tcW w:w="3744" w:type="dxa"/>
@@ -640,7 +768,6 @@
                 <w:szCs w:val="26"/>
               </w:rPr>
             </w:pPr>
-            <w:proofErr w:type="gramStart"/>
             <w:r>
               <w:rPr>
                 <w:color w:val="000000"/>
@@ -649,7 +776,6 @@
               </w:rPr>
               <w:t>île</w:t>
             </w:r>
-            <w:proofErr w:type="gramEnd"/>
           </w:p>
         </w:tc>
         <w:tc>
@@ -684,17 +810,56 @@
                 <w:szCs w:val="26"/>
               </w:rPr>
               <w:t>Petite île</w:t>
+            </w:r>
+          </w:p>
+        </w:tc>
+        <w:tc>
+          <w:tcPr>
+            <w:tcW w:w="989" w:type="dxa"/>
+            <w:tcBorders>
+              <w:left w:val="single" w:sz="4" w:space="0" w:color="000000"/>
+              <w:bottom w:val="single" w:sz="4" w:space="0" w:color="000000"/>
+              <w:right w:val="single" w:sz="4" w:space="0" w:color="000000"/>
+            </w:tcBorders>
+          </w:tcPr>
+          <w:p>
+            <w:pPr>
+              <w:pStyle w:val="TableContents"/>
+              <w:jc w:val="center"/>
+              <w:rPr>
+                <w:color w:val="000000"/>
+                <w:sz w:val="26"/>
+                <w:szCs w:val="26"/>
+              </w:rPr>
+            </w:pPr>
+            <w:r>
+              <w:rPr>
+                <w:color w:val="000000"/>
+                <w:sz w:val="26"/>
+                <w:szCs w:val="26"/>
+              </w:rPr>
+              <w:t>O</w:t>
+            </w:r>
+            <w:r>
+              <w:rPr>
+                <w:color w:val="000000"/>
+                <w:sz w:val="26"/>
+                <w:szCs w:val="26"/>
+              </w:rPr>
+              <w:t>k</w:t>
+            </w:r>
+            <w:r>
+              <w:rPr>
+                <w:color w:val="000000"/>
+                <w:sz w:val="26"/>
+                <w:szCs w:val="26"/>
+              </w:rPr>
+              <w:t xml:space="preserve"> </w:t>
             </w:r>
           </w:p>
         </w:tc>
       </w:tr>
       <w:tr>
-        <w:tblPrEx>
-          <w:tblCellMar>
-            <w:top w:w="0" w:type="dxa"/>
-            <w:bottom w:w="0" w:type="dxa"/>
-          </w:tblCellMar>
-        </w:tblPrEx>
         <w:tc>
           <w:tcPr>
             <w:tcW w:w="3744" w:type="dxa"/>
@@ -760,7 +925,6 @@
                 <w:szCs w:val="26"/>
               </w:rPr>
             </w:pPr>
-            <w:proofErr w:type="gramStart"/>
             <w:r>
               <w:rPr>
                 <w:color w:val="000000"/>
@@ -769,7 +933,6 @@
               </w:rPr>
               <w:t>île</w:t>
             </w:r>
-            <w:proofErr w:type="gramEnd"/>
           </w:p>
         </w:tc>
         <w:tc>
@@ -804,17 +967,40 @@
                 <w:szCs w:val="26"/>
               </w:rPr>
               <w:t>Petite île</w:t>
+            </w:r>
+          </w:p>
+        </w:tc>
+        <w:tc>
+          <w:tcPr>
+            <w:tcW w:w="989" w:type="dxa"/>
+            <w:tcBorders>
+              <w:left w:val="single" w:sz="4" w:space="0" w:color="000000"/>
+              <w:bottom w:val="single" w:sz="4" w:space="0" w:color="000000"/>
+              <w:right w:val="single" w:sz="4" w:space="0" w:color="000000"/>
+            </w:tcBorders>
+          </w:tcPr>
+          <w:p>
+            <w:pPr>
+              <w:pStyle w:val="TableContents"/>
+              <w:jc w:val="center"/>
+              <w:rPr>
+                <w:color w:val="000000"/>
+                <w:sz w:val="26"/>
+                <w:szCs w:val="26"/>
+              </w:rPr>
+            </w:pPr>
+            <w:r>
+              <w:rPr>
+                <w:color w:val="000000"/>
+                <w:sz w:val="26"/>
+                <w:szCs w:val="26"/>
+              </w:rPr>
+              <w:t xml:space="preserve">Ok </w:t>
             </w:r>
           </w:p>
         </w:tc>
       </w:tr>
       <w:tr>
-        <w:tblPrEx>
-          <w:tblCellMar>
-            <w:top w:w="0" w:type="dxa"/>
-            <w:bottom w:w="0" w:type="dxa"/>
-          </w:tblCellMar>
-        </w:tblPrEx>
         <w:tc>
           <w:tcPr>
             <w:tcW w:w="3744" w:type="dxa"/>
@@ -870,7 +1056,6 @@
                 <w:szCs w:val="26"/>
               </w:rPr>
             </w:pPr>
-            <w:proofErr w:type="gramStart"/>
             <w:r>
               <w:rPr>
                 <w:color w:val="000000"/>
@@ -879,7 +1064,6 @@
               </w:rPr>
               <w:t>île</w:t>
             </w:r>
-            <w:proofErr w:type="gramEnd"/>
           </w:p>
         </w:tc>
         <w:tc>
@@ -914,17 +1098,40 @@
                 <w:szCs w:val="26"/>
               </w:rPr>
               <w:t>Petite île</w:t>
+            </w:r>
+          </w:p>
+        </w:tc>
+        <w:tc>
+          <w:tcPr>
+            <w:tcW w:w="989" w:type="dxa"/>
+            <w:tcBorders>
+              <w:left w:val="single" w:sz="4" w:space="0" w:color="000000"/>
+              <w:bottom w:val="single" w:sz="4" w:space="0" w:color="000000"/>
+              <w:right w:val="single" w:sz="4" w:space="0" w:color="000000"/>
+            </w:tcBorders>
+          </w:tcPr>
+          <w:p>
+            <w:pPr>
+              <w:pStyle w:val="TableContents"/>
+              <w:jc w:val="center"/>
+              <w:rPr>
+                <w:color w:val="000000"/>
+                <w:sz w:val="26"/>
+                <w:szCs w:val="26"/>
+              </w:rPr>
+            </w:pPr>
+            <w:r>
+              <w:rPr>
+                <w:color w:val="000000"/>
+                <w:sz w:val="26"/>
+                <w:szCs w:val="26"/>
+              </w:rPr>
+              <w:t xml:space="preserve">Ok </w:t>
             </w:r>
           </w:p>
         </w:tc>
       </w:tr>
       <w:tr>
-        <w:tblPrEx>
-          <w:tblCellMar>
-            <w:top w:w="0" w:type="dxa"/>
-            <w:bottom w:w="0" w:type="dxa"/>
-          </w:tblCellMar>
-        </w:tblPrEx>
         <w:tc>
           <w:tcPr>
             <w:tcW w:w="3744" w:type="dxa"/>
@@ -990,7 +1197,6 @@
                 <w:szCs w:val="26"/>
               </w:rPr>
             </w:pPr>
-            <w:proofErr w:type="gramStart"/>
             <w:r>
               <w:rPr>
                 <w:color w:val="000000"/>
@@ -999,7 +1205,6 @@
               </w:rPr>
               <w:t>île</w:t>
             </w:r>
-            <w:proofErr w:type="gramEnd"/>
           </w:p>
         </w:tc>
         <w:tc>
@@ -1034,17 +1239,40 @@
                 <w:szCs w:val="26"/>
               </w:rPr>
               <w:t>Petite île</w:t>
+            </w:r>
+          </w:p>
+        </w:tc>
+        <w:tc>
+          <w:tcPr>
+            <w:tcW w:w="989" w:type="dxa"/>
+            <w:tcBorders>
+              <w:left w:val="single" w:sz="4" w:space="0" w:color="000000"/>
+              <w:bottom w:val="single" w:sz="4" w:space="0" w:color="000000"/>
+              <w:right w:val="single" w:sz="4" w:space="0" w:color="000000"/>
+            </w:tcBorders>
+          </w:tcPr>
+          <w:p>
+            <w:pPr>
+              <w:pStyle w:val="TableContents"/>
+              <w:jc w:val="center"/>
+              <w:rPr>
+                <w:color w:val="000000"/>
+                <w:sz w:val="26"/>
+                <w:szCs w:val="26"/>
+              </w:rPr>
+            </w:pPr>
+            <w:r>
+              <w:rPr>
+                <w:color w:val="000000"/>
+                <w:sz w:val="26"/>
+                <w:szCs w:val="26"/>
+              </w:rPr>
+              <w:t xml:space="preserve">Ok </w:t>
             </w:r>
           </w:p>
         </w:tc>
       </w:tr>
       <w:tr>
-        <w:tblPrEx>
-          <w:tblCellMar>
-            <w:top w:w="0" w:type="dxa"/>
-            <w:bottom w:w="0" w:type="dxa"/>
-          </w:tblCellMar>
-        </w:tblPrEx>
         <w:tc>
           <w:tcPr>
             <w:tcW w:w="3744" w:type="dxa"/>
@@ -1110,7 +1338,6 @@
                 <w:szCs w:val="26"/>
               </w:rPr>
             </w:pPr>
-            <w:proofErr w:type="gramStart"/>
             <w:r>
               <w:rPr>
                 <w:color w:val="000000"/>
@@ -1119,7 +1346,6 @@
               </w:rPr>
               <w:t>île</w:t>
             </w:r>
-            <w:proofErr w:type="gramEnd"/>
           </w:p>
         </w:tc>
         <w:tc>
@@ -1154,17 +1380,40 @@
                 <w:szCs w:val="26"/>
               </w:rPr>
               <w:t>Petite île</w:t>
+            </w:r>
+          </w:p>
+        </w:tc>
+        <w:tc>
+          <w:tcPr>
+            <w:tcW w:w="989" w:type="dxa"/>
+            <w:tcBorders>
+              <w:left w:val="single" w:sz="4" w:space="0" w:color="000000"/>
+              <w:bottom w:val="single" w:sz="4" w:space="0" w:color="000000"/>
+              <w:right w:val="single" w:sz="4" w:space="0" w:color="000000"/>
+            </w:tcBorders>
+          </w:tcPr>
+          <w:p>
+            <w:pPr>
+              <w:pStyle w:val="TableContents"/>
+              <w:jc w:val="center"/>
+              <w:rPr>
+                <w:color w:val="000000"/>
+                <w:sz w:val="26"/>
+                <w:szCs w:val="26"/>
+              </w:rPr>
+            </w:pPr>
+            <w:r>
+              <w:rPr>
+                <w:color w:val="000000"/>
+                <w:sz w:val="26"/>
+                <w:szCs w:val="26"/>
+              </w:rPr>
+              <w:t>Ok</w:t>
             </w:r>
           </w:p>
         </w:tc>
       </w:tr>
       <w:tr>
-        <w:tblPrEx>
-          <w:tblCellMar>
-            <w:top w:w="0" w:type="dxa"/>
-            <w:bottom w:w="0" w:type="dxa"/>
-          </w:tblCellMar>
-        </w:tblPrEx>
         <w:tc>
           <w:tcPr>
             <w:tcW w:w="3744" w:type="dxa"/>
@@ -1230,7 +1479,6 @@
                 <w:szCs w:val="26"/>
               </w:rPr>
             </w:pPr>
-            <w:proofErr w:type="gramStart"/>
             <w:r>
               <w:rPr>
                 <w:color w:val="000000"/>
@@ -1239,7 +1487,6 @@
               </w:rPr>
               <w:t>île</w:t>
             </w:r>
-            <w:proofErr w:type="gramEnd"/>
           </w:p>
         </w:tc>
         <w:tc>
@@ -1274,17 +1521,40 @@
                 <w:szCs w:val="26"/>
               </w:rPr>
               <w:t>Petite île</w:t>
+            </w:r>
+          </w:p>
+        </w:tc>
+        <w:tc>
+          <w:tcPr>
+            <w:tcW w:w="989" w:type="dxa"/>
+            <w:tcBorders>
+              <w:left w:val="single" w:sz="4" w:space="0" w:color="000000"/>
+              <w:bottom w:val="single" w:sz="4" w:space="0" w:color="000000"/>
+              <w:right w:val="single" w:sz="4" w:space="0" w:color="000000"/>
+            </w:tcBorders>
+          </w:tcPr>
+          <w:p>
+            <w:pPr>
+              <w:pStyle w:val="TableContents"/>
+              <w:jc w:val="center"/>
+              <w:rPr>
+                <w:color w:val="000000"/>
+                <w:sz w:val="26"/>
+                <w:szCs w:val="26"/>
+              </w:rPr>
+            </w:pPr>
+            <w:r>
+              <w:rPr>
+                <w:color w:val="000000"/>
+                <w:sz w:val="26"/>
+                <w:szCs w:val="26"/>
+              </w:rPr>
+              <w:t>Ok</w:t>
             </w:r>
           </w:p>
         </w:tc>
       </w:tr>
       <w:tr>
-        <w:tblPrEx>
-          <w:tblCellMar>
-            <w:top w:w="0" w:type="dxa"/>
-            <w:bottom w:w="0" w:type="dxa"/>
-          </w:tblCellMar>
-        </w:tblPrEx>
         <w:tc>
           <w:tcPr>
             <w:tcW w:w="3744" w:type="dxa"/>
@@ -1350,7 +1620,6 @@
                 <w:szCs w:val="26"/>
               </w:rPr>
             </w:pPr>
-            <w:proofErr w:type="gramStart"/>
             <w:r>
               <w:rPr>
                 <w:color w:val="000000"/>
@@ -1359,7 +1628,6 @@
               </w:rPr>
               <w:t>île</w:t>
             </w:r>
-            <w:proofErr w:type="gramEnd"/>
           </w:p>
         </w:tc>
         <w:tc>
@@ -1394,17 +1662,40 @@
                 <w:szCs w:val="26"/>
               </w:rPr>
               <w:t>Petite île</w:t>
+            </w:r>
+          </w:p>
+        </w:tc>
+        <w:tc>
+          <w:tcPr>
+            <w:tcW w:w="989" w:type="dxa"/>
+            <w:tcBorders>
+              <w:left w:val="single" w:sz="4" w:space="0" w:color="000000"/>
+              <w:bottom w:val="single" w:sz="4" w:space="0" w:color="000000"/>
+              <w:right w:val="single" w:sz="4" w:space="0" w:color="000000"/>
+            </w:tcBorders>
+          </w:tcPr>
+          <w:p>
+            <w:pPr>
+              <w:pStyle w:val="TableContents"/>
+              <w:jc w:val="center"/>
+              <w:rPr>
+                <w:color w:val="000000"/>
+                <w:sz w:val="26"/>
+                <w:szCs w:val="26"/>
+              </w:rPr>
+            </w:pPr>
+            <w:r>
+              <w:rPr>
+                <w:color w:val="000000"/>
+                <w:sz w:val="26"/>
+                <w:szCs w:val="26"/>
+              </w:rPr>
+              <w:t>Ok</w:t>
             </w:r>
           </w:p>
         </w:tc>
       </w:tr>
       <w:tr>
-        <w:tblPrEx>
-          <w:tblCellMar>
-            <w:top w:w="0" w:type="dxa"/>
-            <w:bottom w:w="0" w:type="dxa"/>
-          </w:tblCellMar>
-        </w:tblPrEx>
         <w:tc>
           <w:tcPr>
             <w:tcW w:w="3744" w:type="dxa"/>
@@ -1478,7 +1769,6 @@
                 <w:szCs w:val="26"/>
               </w:rPr>
             </w:pPr>
-            <w:proofErr w:type="gramStart"/>
             <w:r>
               <w:rPr>
                 <w:color w:val="000000"/>
@@ -1487,7 +1777,6 @@
               </w:rPr>
               <w:t>île</w:t>
             </w:r>
-            <w:proofErr w:type="gramEnd"/>
           </w:p>
         </w:tc>
         <w:tc>
@@ -1522,17 +1811,40 @@
                 <w:szCs w:val="26"/>
               </w:rPr>
               <w:t>Petite île</w:t>
+            </w:r>
+          </w:p>
+        </w:tc>
+        <w:tc>
+          <w:tcPr>
+            <w:tcW w:w="989" w:type="dxa"/>
+            <w:tcBorders>
+              <w:left w:val="single" w:sz="4" w:space="0" w:color="000000"/>
+              <w:bottom w:val="single" w:sz="4" w:space="0" w:color="000000"/>
+              <w:right w:val="single" w:sz="4" w:space="0" w:color="000000"/>
+            </w:tcBorders>
+          </w:tcPr>
+          <w:p>
+            <w:pPr>
+              <w:pStyle w:val="TableContents"/>
+              <w:jc w:val="center"/>
+              <w:rPr>
+                <w:color w:val="000000"/>
+                <w:sz w:val="26"/>
+                <w:szCs w:val="26"/>
+              </w:rPr>
+            </w:pPr>
+            <w:r>
+              <w:rPr>
+                <w:color w:val="000000"/>
+                <w:sz w:val="26"/>
+                <w:szCs w:val="26"/>
+              </w:rPr>
+              <w:t>Ok</w:t>
             </w:r>
           </w:p>
         </w:tc>
       </w:tr>
       <w:tr>
-        <w:tblPrEx>
-          <w:tblCellMar>
-            <w:top w:w="0" w:type="dxa"/>
-            <w:bottom w:w="0" w:type="dxa"/>
-          </w:tblCellMar>
-        </w:tblPrEx>
         <w:tc>
           <w:tcPr>
             <w:tcW w:w="3744" w:type="dxa"/>
@@ -1598,7 +1910,6 @@
                 <w:szCs w:val="26"/>
               </w:rPr>
             </w:pPr>
-            <w:proofErr w:type="gramStart"/>
             <w:r>
               <w:rPr>
                 <w:color w:val="000000"/>
@@ -1607,7 +1918,6 @@
               </w:rPr>
               <w:t>île</w:t>
             </w:r>
-            <w:proofErr w:type="gramEnd"/>
           </w:p>
         </w:tc>
         <w:tc>
@@ -1642,17 +1952,40 @@
                 <w:szCs w:val="26"/>
               </w:rPr>
               <w:t>Petite île</w:t>
+            </w:r>
+          </w:p>
+        </w:tc>
+        <w:tc>
+          <w:tcPr>
+            <w:tcW w:w="989" w:type="dxa"/>
+            <w:tcBorders>
+              <w:left w:val="single" w:sz="4" w:space="0" w:color="000000"/>
+              <w:bottom w:val="single" w:sz="4" w:space="0" w:color="000000"/>
+              <w:right w:val="single" w:sz="4" w:space="0" w:color="000000"/>
+            </w:tcBorders>
+          </w:tcPr>
+          <w:p>
+            <w:pPr>
+              <w:pStyle w:val="TableContents"/>
+              <w:jc w:val="center"/>
+              <w:rPr>
+                <w:color w:val="000000"/>
+                <w:sz w:val="26"/>
+                <w:szCs w:val="26"/>
+              </w:rPr>
+            </w:pPr>
+            <w:r>
+              <w:rPr>
+                <w:color w:val="000000"/>
+                <w:sz w:val="26"/>
+                <w:szCs w:val="26"/>
+              </w:rPr>
+              <w:t>ok</w:t>
             </w:r>
           </w:p>
         </w:tc>
       </w:tr>
       <w:tr>
-        <w:tblPrEx>
-          <w:tblCellMar>
-            <w:top w:w="0" w:type="dxa"/>
-            <w:bottom w:w="0" w:type="dxa"/>
-          </w:tblCellMar>
-        </w:tblPrEx>
         <w:tc>
           <w:tcPr>
             <w:tcW w:w="3744" w:type="dxa"/>
@@ -1728,7 +2061,6 @@
                 <w:szCs w:val="26"/>
               </w:rPr>
             </w:pPr>
-            <w:proofErr w:type="gramStart"/>
             <w:r>
               <w:rPr>
                 <w:color w:val="000000"/>
@@ -1737,7 +2069,6 @@
               </w:rPr>
               <w:t>île</w:t>
             </w:r>
-            <w:proofErr w:type="gramEnd"/>
           </w:p>
         </w:tc>
         <w:tc>
@@ -1772,17 +2103,40 @@
                 <w:szCs w:val="26"/>
               </w:rPr>
               <w:t>Grande île</w:t>
+            </w:r>
+          </w:p>
+        </w:tc>
+        <w:tc>
+          <w:tcPr>
+            <w:tcW w:w="989" w:type="dxa"/>
+            <w:tcBorders>
+              <w:left w:val="single" w:sz="4" w:space="0" w:color="000000"/>
+              <w:bottom w:val="single" w:sz="4" w:space="0" w:color="000000"/>
+              <w:right w:val="single" w:sz="4" w:space="0" w:color="000000"/>
+            </w:tcBorders>
+          </w:tcPr>
+          <w:p>
+            <w:pPr>
+              <w:pStyle w:val="TableContents"/>
+              <w:jc w:val="center"/>
+              <w:rPr>
+                <w:color w:val="000000"/>
+                <w:sz w:val="26"/>
+                <w:szCs w:val="26"/>
+              </w:rPr>
+            </w:pPr>
+            <w:r>
+              <w:rPr>
+                <w:color w:val="000000"/>
+                <w:sz w:val="26"/>
+                <w:szCs w:val="26"/>
+              </w:rPr>
+              <w:t xml:space="preserve">Ok </w:t>
             </w:r>
           </w:p>
         </w:tc>
       </w:tr>
       <w:tr>
-        <w:tblPrEx>
-          <w:tblCellMar>
-            <w:top w:w="0" w:type="dxa"/>
-            <w:bottom w:w="0" w:type="dxa"/>
-          </w:tblCellMar>
-        </w:tblPrEx>
         <w:tc>
           <w:tcPr>
             <w:tcW w:w="3744" w:type="dxa"/>
@@ -1848,7 +2202,6 @@
                 <w:szCs w:val="26"/>
               </w:rPr>
             </w:pPr>
-            <w:proofErr w:type="gramStart"/>
             <w:r>
               <w:rPr>
                 <w:color w:val="000000"/>
@@ -1857,7 +2210,6 @@
               </w:rPr>
               <w:t>île</w:t>
             </w:r>
-            <w:proofErr w:type="gramEnd"/>
           </w:p>
         </w:tc>
         <w:tc>
@@ -1892,17 +2244,40 @@
                 <w:szCs w:val="26"/>
               </w:rPr>
               <w:t>Grande île</w:t>
+            </w:r>
+          </w:p>
+        </w:tc>
+        <w:tc>
+          <w:tcPr>
+            <w:tcW w:w="989" w:type="dxa"/>
+            <w:tcBorders>
+              <w:left w:val="single" w:sz="4" w:space="0" w:color="000000"/>
+              <w:bottom w:val="single" w:sz="4" w:space="0" w:color="000000"/>
+              <w:right w:val="single" w:sz="4" w:space="0" w:color="000000"/>
+            </w:tcBorders>
+          </w:tcPr>
+          <w:p>
+            <w:pPr>
+              <w:pStyle w:val="TableContents"/>
+              <w:jc w:val="center"/>
+              <w:rPr>
+                <w:color w:val="000000"/>
+                <w:sz w:val="26"/>
+                <w:szCs w:val="26"/>
+              </w:rPr>
+            </w:pPr>
+            <w:r>
+              <w:rPr>
+                <w:color w:val="000000"/>
+                <w:sz w:val="26"/>
+                <w:szCs w:val="26"/>
+              </w:rPr>
+              <w:t xml:space="preserve">Ok </w:t>
             </w:r>
           </w:p>
         </w:tc>
       </w:tr>
       <w:tr>
-        <w:tblPrEx>
-          <w:tblCellMar>
-            <w:top w:w="0" w:type="dxa"/>
-            <w:bottom w:w="0" w:type="dxa"/>
-          </w:tblCellMar>
-        </w:tblPrEx>
         <w:tc>
           <w:tcPr>
             <w:tcW w:w="3744" w:type="dxa"/>
@@ -1958,7 +2333,6 @@
                 <w:szCs w:val="26"/>
               </w:rPr>
             </w:pPr>
-            <w:proofErr w:type="gramStart"/>
             <w:r>
               <w:rPr>
                 <w:color w:val="000000"/>
@@ -1967,7 +2341,6 @@
               </w:rPr>
               <w:t>île</w:t>
             </w:r>
-            <w:proofErr w:type="gramEnd"/>
           </w:p>
         </w:tc>
         <w:tc>
@@ -2002,17 +2375,40 @@
                 <w:szCs w:val="26"/>
               </w:rPr>
               <w:t>Grande île</w:t>
+            </w:r>
+          </w:p>
+        </w:tc>
+        <w:tc>
+          <w:tcPr>
+            <w:tcW w:w="989" w:type="dxa"/>
+            <w:tcBorders>
+              <w:left w:val="single" w:sz="4" w:space="0" w:color="000000"/>
+              <w:bottom w:val="single" w:sz="4" w:space="0" w:color="000000"/>
+              <w:right w:val="single" w:sz="4" w:space="0" w:color="000000"/>
+            </w:tcBorders>
+          </w:tcPr>
+          <w:p>
+            <w:pPr>
+              <w:pStyle w:val="TableContents"/>
+              <w:jc w:val="center"/>
+              <w:rPr>
+                <w:color w:val="000000"/>
+                <w:sz w:val="26"/>
+                <w:szCs w:val="26"/>
+              </w:rPr>
+            </w:pPr>
+            <w:r>
+              <w:rPr>
+                <w:color w:val="000000"/>
+                <w:sz w:val="26"/>
+                <w:szCs w:val="26"/>
+              </w:rPr>
+              <w:t>Ok</w:t>
             </w:r>
           </w:p>
         </w:tc>
       </w:tr>
       <w:tr>
-        <w:tblPrEx>
-          <w:tblCellMar>
-            <w:top w:w="0" w:type="dxa"/>
-            <w:bottom w:w="0" w:type="dxa"/>
-          </w:tblCellMar>
-        </w:tblPrEx>
         <w:tc>
           <w:tcPr>
             <w:tcW w:w="3744" w:type="dxa"/>
@@ -2078,7 +2474,6 @@
                 <w:szCs w:val="26"/>
               </w:rPr>
             </w:pPr>
-            <w:proofErr w:type="gramStart"/>
             <w:r>
               <w:rPr>
                 <w:color w:val="000000"/>
@@ -2087,7 +2482,6 @@
               </w:rPr>
               <w:t>île</w:t>
             </w:r>
-            <w:proofErr w:type="gramEnd"/>
           </w:p>
         </w:tc>
         <w:tc>
@@ -2122,17 +2516,40 @@
                 <w:szCs w:val="26"/>
               </w:rPr>
               <w:t>Grande île</w:t>
+            </w:r>
+          </w:p>
+        </w:tc>
+        <w:tc>
+          <w:tcPr>
+            <w:tcW w:w="989" w:type="dxa"/>
+            <w:tcBorders>
+              <w:left w:val="single" w:sz="4" w:space="0" w:color="000000"/>
+              <w:bottom w:val="single" w:sz="4" w:space="0" w:color="000000"/>
+              <w:right w:val="single" w:sz="4" w:space="0" w:color="000000"/>
+            </w:tcBorders>
+          </w:tcPr>
+          <w:p>
+            <w:pPr>
+              <w:pStyle w:val="TableContents"/>
+              <w:jc w:val="center"/>
+              <w:rPr>
+                <w:color w:val="000000"/>
+                <w:sz w:val="26"/>
+                <w:szCs w:val="26"/>
+              </w:rPr>
+            </w:pPr>
+            <w:r>
+              <w:rPr>
+                <w:color w:val="000000"/>
+                <w:sz w:val="26"/>
+                <w:szCs w:val="26"/>
+              </w:rPr>
+              <w:t xml:space="preserve">Ok </w:t>
             </w:r>
           </w:p>
         </w:tc>
       </w:tr>
       <w:tr>
-        <w:tblPrEx>
-          <w:tblCellMar>
-            <w:top w:w="0" w:type="dxa"/>
-            <w:bottom w:w="0" w:type="dxa"/>
-          </w:tblCellMar>
-        </w:tblPrEx>
         <w:tc>
           <w:tcPr>
             <w:tcW w:w="3744" w:type="dxa"/>
@@ -2188,7 +2605,6 @@
                 <w:szCs w:val="26"/>
               </w:rPr>
             </w:pPr>
-            <w:proofErr w:type="gramStart"/>
             <w:r>
               <w:rPr>
                 <w:color w:val="000000"/>
@@ -2197,7 +2613,6 @@
               </w:rPr>
               <w:t>île</w:t>
             </w:r>
-            <w:proofErr w:type="gramEnd"/>
           </w:p>
         </w:tc>
         <w:tc>
@@ -2232,17 +2647,40 @@
                 <w:szCs w:val="26"/>
               </w:rPr>
               <w:t>Grande île</w:t>
+            </w:r>
+          </w:p>
+        </w:tc>
+        <w:tc>
+          <w:tcPr>
+            <w:tcW w:w="989" w:type="dxa"/>
+            <w:tcBorders>
+              <w:left w:val="single" w:sz="4" w:space="0" w:color="000000"/>
+              <w:bottom w:val="single" w:sz="4" w:space="0" w:color="000000"/>
+              <w:right w:val="single" w:sz="4" w:space="0" w:color="000000"/>
+            </w:tcBorders>
+          </w:tcPr>
+          <w:p>
+            <w:pPr>
+              <w:pStyle w:val="TableContents"/>
+              <w:jc w:val="center"/>
+              <w:rPr>
+                <w:color w:val="000000"/>
+                <w:sz w:val="26"/>
+                <w:szCs w:val="26"/>
+              </w:rPr>
+            </w:pPr>
+            <w:r>
+              <w:rPr>
+                <w:color w:val="000000"/>
+                <w:sz w:val="26"/>
+                <w:szCs w:val="26"/>
+              </w:rPr>
+              <w:t xml:space="preserve">Ok </w:t>
             </w:r>
           </w:p>
         </w:tc>
       </w:tr>
       <w:tr>
-        <w:tblPrEx>
-          <w:tblCellMar>
-            <w:top w:w="0" w:type="dxa"/>
-            <w:bottom w:w="0" w:type="dxa"/>
-          </w:tblCellMar>
-        </w:tblPrEx>
         <w:tc>
           <w:tcPr>
             <w:tcW w:w="3744" w:type="dxa"/>
@@ -2308,7 +2746,6 @@
                 <w:szCs w:val="26"/>
               </w:rPr>
             </w:pPr>
-            <w:proofErr w:type="gramStart"/>
             <w:r>
               <w:rPr>
                 <w:color w:val="000000"/>
@@ -2317,7 +2754,6 @@
               </w:rPr>
               <w:t>île</w:t>
             </w:r>
-            <w:proofErr w:type="gramEnd"/>
           </w:p>
         </w:tc>
         <w:tc>
@@ -2352,17 +2788,40 @@
                 <w:szCs w:val="26"/>
               </w:rPr>
               <w:t>Grande île</w:t>
+            </w:r>
+          </w:p>
+        </w:tc>
+        <w:tc>
+          <w:tcPr>
+            <w:tcW w:w="989" w:type="dxa"/>
+            <w:tcBorders>
+              <w:left w:val="single" w:sz="4" w:space="0" w:color="000000"/>
+              <w:bottom w:val="single" w:sz="4" w:space="0" w:color="000000"/>
+              <w:right w:val="single" w:sz="4" w:space="0" w:color="000000"/>
+            </w:tcBorders>
+          </w:tcPr>
+          <w:p>
+            <w:pPr>
+              <w:pStyle w:val="TableContents"/>
+              <w:jc w:val="center"/>
+              <w:rPr>
+                <w:color w:val="000000"/>
+                <w:sz w:val="26"/>
+                <w:szCs w:val="26"/>
+              </w:rPr>
+            </w:pPr>
+            <w:r>
+              <w:rPr>
+                <w:color w:val="000000"/>
+                <w:sz w:val="26"/>
+                <w:szCs w:val="26"/>
+              </w:rPr>
+              <w:t xml:space="preserve">Ok </w:t>
             </w:r>
           </w:p>
         </w:tc>
       </w:tr>
       <w:tr>
-        <w:tblPrEx>
-          <w:tblCellMar>
-            <w:top w:w="0" w:type="dxa"/>
-            <w:bottom w:w="0" w:type="dxa"/>
-          </w:tblCellMar>
-        </w:tblPrEx>
         <w:tc>
           <w:tcPr>
             <w:tcW w:w="3744" w:type="dxa"/>
@@ -2465,14 +2924,37 @@
             </w:pPr>
           </w:p>
         </w:tc>
+        <w:tc>
+          <w:tcPr>
+            <w:tcW w:w="989" w:type="dxa"/>
+            <w:tcBorders>
+              <w:left w:val="single" w:sz="4" w:space="0" w:color="000000"/>
+              <w:bottom w:val="single" w:sz="4" w:space="0" w:color="000000"/>
+              <w:right w:val="single" w:sz="4" w:space="0" w:color="000000"/>
+            </w:tcBorders>
+          </w:tcPr>
+          <w:p>
+            <w:pPr>
+              <w:pStyle w:val="TableContents"/>
+              <w:jc w:val="center"/>
+              <w:rPr>
+                <w:color w:val="000000"/>
+                <w:sz w:val="26"/>
+                <w:szCs w:val="26"/>
+              </w:rPr>
+            </w:pPr>
+            <w:r>
+              <w:rPr>
+                <w:color w:val="000000"/>
+                <w:sz w:val="26"/>
+                <w:szCs w:val="26"/>
+              </w:rPr>
+              <w:t xml:space="preserve">Ok </w:t>
+            </w:r>
+          </w:p>
+        </w:tc>
       </w:tr>
       <w:tr>
-        <w:tblPrEx>
-          <w:tblCellMar>
-            <w:top w:w="0" w:type="dxa"/>
-            <w:bottom w:w="0" w:type="dxa"/>
-          </w:tblCellMar>
-        </w:tblPrEx>
         <w:tc>
           <w:tcPr>
             <w:tcW w:w="3744" w:type="dxa"/>
@@ -2563,16 +3045,39 @@
                 <w:szCs w:val="26"/>
               </w:rPr>
             </w:pPr>
+          </w:p>
+        </w:tc>
+        <w:tc>
+          <w:tcPr>
+            <w:tcW w:w="989" w:type="dxa"/>
+            <w:tcBorders>
+              <w:left w:val="single" w:sz="4" w:space="0" w:color="000000"/>
+              <w:bottom w:val="single" w:sz="4" w:space="0" w:color="000000"/>
+              <w:right w:val="single" w:sz="4" w:space="0" w:color="000000"/>
+            </w:tcBorders>
+          </w:tcPr>
+          <w:p>
+            <w:pPr>
+              <w:pStyle w:val="TableContents"/>
+              <w:jc w:val="center"/>
+              <w:rPr>
+                <w:color w:val="000000"/>
+                <w:sz w:val="26"/>
+                <w:szCs w:val="26"/>
+              </w:rPr>
+            </w:pPr>
+            <w:r>
+              <w:rPr>
+                <w:color w:val="000000"/>
+                <w:sz w:val="26"/>
+                <w:szCs w:val="26"/>
+              </w:rPr>
+              <w:t xml:space="preserve">Ok </w:t>
+            </w:r>
           </w:p>
         </w:tc>
       </w:tr>
       <w:tr>
-        <w:tblPrEx>
-          <w:tblCellMar>
-            <w:top w:w="0" w:type="dxa"/>
-            <w:bottom w:w="0" w:type="dxa"/>
-          </w:tblCellMar>
-        </w:tblPrEx>
         <w:tc>
           <w:tcPr>
             <w:tcW w:w="3744" w:type="dxa"/>
@@ -2693,14 +3198,37 @@
             </w:pPr>
           </w:p>
         </w:tc>
+        <w:tc>
+          <w:tcPr>
+            <w:tcW w:w="989" w:type="dxa"/>
+            <w:tcBorders>
+              <w:left w:val="single" w:sz="4" w:space="0" w:color="000000"/>
+              <w:bottom w:val="single" w:sz="4" w:space="0" w:color="000000"/>
+              <w:right w:val="single" w:sz="4" w:space="0" w:color="000000"/>
+            </w:tcBorders>
+          </w:tcPr>
+          <w:p>
+            <w:pPr>
+              <w:pStyle w:val="TableContents"/>
+              <w:jc w:val="center"/>
+              <w:rPr>
+                <w:color w:val="000000"/>
+                <w:sz w:val="26"/>
+                <w:szCs w:val="26"/>
+              </w:rPr>
+            </w:pPr>
+            <w:r>
+              <w:rPr>
+                <w:color w:val="000000"/>
+                <w:sz w:val="26"/>
+                <w:szCs w:val="26"/>
+              </w:rPr>
+              <w:t xml:space="preserve">Ok </w:t>
+            </w:r>
+          </w:p>
+        </w:tc>
       </w:tr>
       <w:tr>
-        <w:tblPrEx>
-          <w:tblCellMar>
-            <w:top w:w="0" w:type="dxa"/>
-            <w:bottom w:w="0" w:type="dxa"/>
-          </w:tblCellMar>
-        </w:tblPrEx>
         <w:tc>
           <w:tcPr>
             <w:tcW w:w="3744" w:type="dxa"/>
@@ -2814,16 +3342,39 @@
                 <w:szCs w:val="26"/>
               </w:rPr>
             </w:pPr>
+          </w:p>
+        </w:tc>
+        <w:tc>
+          <w:tcPr>
+            <w:tcW w:w="989" w:type="dxa"/>
+            <w:tcBorders>
+              <w:left w:val="single" w:sz="4" w:space="0" w:color="000000"/>
+              <w:bottom w:val="single" w:sz="4" w:space="0" w:color="000000"/>
+              <w:right w:val="single" w:sz="4" w:space="0" w:color="000000"/>
+            </w:tcBorders>
+          </w:tcPr>
+          <w:p>
+            <w:pPr>
+              <w:pStyle w:val="TableContents"/>
+              <w:jc w:val="center"/>
+              <w:rPr>
+                <w:color w:val="000000"/>
+                <w:sz w:val="26"/>
+                <w:szCs w:val="26"/>
+              </w:rPr>
+            </w:pPr>
+            <w:r>
+              <w:rPr>
+                <w:color w:val="000000"/>
+                <w:sz w:val="26"/>
+                <w:szCs w:val="26"/>
+              </w:rPr>
+              <w:t xml:space="preserve">Ok </w:t>
+            </w:r>
           </w:p>
         </w:tc>
       </w:tr>
       <w:tr>
-        <w:tblPrEx>
-          <w:tblCellMar>
-            <w:top w:w="0" w:type="dxa"/>
-            <w:bottom w:w="0" w:type="dxa"/>
-          </w:tblCellMar>
-        </w:tblPrEx>
         <w:tc>
           <w:tcPr>
             <w:tcW w:w="3744" w:type="dxa"/>
@@ -2939,6 +3490,35 @@
                 <w:szCs w:val="26"/>
               </w:rPr>
             </w:pPr>
+          </w:p>
+        </w:tc>
+        <w:tc>
+          <w:tcPr>
+            <w:tcW w:w="989" w:type="dxa"/>
+            <w:tcBorders>
+              <w:left w:val="single" w:sz="4" w:space="0" w:color="000000"/>
+              <w:bottom w:val="single" w:sz="4" w:space="0" w:color="000000"/>
+              <w:right w:val="single" w:sz="4" w:space="0" w:color="000000"/>
+            </w:tcBorders>
+          </w:tcPr>
+          <w:p>
+            <w:pPr>
+              <w:pStyle w:val="TableContents"/>
+              <w:jc w:val="center"/>
+              <w:rPr>
+                <w:color w:val="000000"/>
+                <w:sz w:val="26"/>
+                <w:szCs w:val="26"/>
+              </w:rPr>
+            </w:pPr>
+            <w:r>
+              <w:rPr>
+                <w:color w:val="000000"/>
+                <w:sz w:val="26"/>
+                <w:szCs w:val="26"/>
+              </w:rPr>
+              <w:t xml:space="preserve">Ok </w:t>
+            </w:r>
           </w:p>
         </w:tc>
       </w:tr>
@@ -3082,7 +3662,7 @@
     </w:p>
     <w:tbl>
       <w:tblPr>
-        <w:tblW w:w="9638" w:type="dxa"/>
+        <w:tblW w:w="10768" w:type="dxa"/>
         <w:tblLayout w:type="fixed"/>
         <w:tblCellMar>
           <w:left w:w="10" w:type="dxa"/>
@@ -3094,14 +3674,9 @@
         <w:gridCol w:w="3744"/>
         <w:gridCol w:w="3348"/>
         <w:gridCol w:w="2546"/>
+        <w:gridCol w:w="1130"/>
       </w:tblGrid>
       <w:tr>
-        <w:tblPrEx>
-          <w:tblCellMar>
-            <w:top w:w="0" w:type="dxa"/>
-            <w:bottom w:w="0" w:type="dxa"/>
-          </w:tblCellMar>
-        </w:tblPrEx>
         <w:tc>
           <w:tcPr>
             <w:tcW w:w="3744" w:type="dxa"/>
@@ -3220,14 +3795,42 @@
             </w:r>
           </w:p>
         </w:tc>
+        <w:tc>
+          <w:tcPr>
+            <w:tcW w:w="1130" w:type="dxa"/>
+            <w:tcBorders>
+              <w:top w:val="single" w:sz="4" w:space="0" w:color="000000"/>
+              <w:left w:val="single" w:sz="4" w:space="0" w:color="000000"/>
+              <w:bottom w:val="single" w:sz="4" w:space="0" w:color="000000"/>
+              <w:right w:val="single" w:sz="4" w:space="0" w:color="000000"/>
+            </w:tcBorders>
+          </w:tcPr>
+          <w:p>
+            <w:pPr>
+              <w:pStyle w:val="TableContents"/>
+              <w:jc w:val="center"/>
+              <w:rPr>
+                <w:b/>
+                <w:bCs/>
+                <w:color w:val="2A6099"/>
+                <w:sz w:val="30"/>
+                <w:szCs w:val="30"/>
+              </w:rPr>
+            </w:pPr>
+            <w:r>
+              <w:rPr>
+                <w:b/>
+                <w:bCs/>
+                <w:color w:val="2A6099"/>
+                <w:sz w:val="30"/>
+                <w:szCs w:val="30"/>
+              </w:rPr>
+              <w:t>Photo</w:t>
+            </w:r>
+          </w:p>
+        </w:tc>
       </w:tr>
       <w:tr>
-        <w:tblPrEx>
-          <w:tblCellMar>
-            <w:top w:w="0" w:type="dxa"/>
-            <w:bottom w:w="0" w:type="dxa"/>
-          </w:tblCellMar>
-        </w:tblPrEx>
         <w:tc>
           <w:tcPr>
             <w:tcW w:w="3744" w:type="dxa"/>
@@ -3355,14 +3958,35 @@
             </w:pPr>
           </w:p>
         </w:tc>
+        <w:tc>
+          <w:tcPr>
+            <w:tcW w:w="1130" w:type="dxa"/>
+            <w:tcBorders>
+              <w:left w:val="single" w:sz="4" w:space="0" w:color="000000"/>
+              <w:bottom w:val="single" w:sz="4" w:space="0" w:color="000000"/>
+              <w:right w:val="single" w:sz="4" w:space="0" w:color="000000"/>
+            </w:tcBorders>
+          </w:tcPr>
+          <w:p>
+            <w:pPr>
+              <w:pStyle w:val="TableContents"/>
+              <w:jc w:val="center"/>
+              <w:rPr>
+                <w:sz w:val="26"/>
+                <w:szCs w:val="26"/>
+              </w:rPr>
+            </w:pPr>
+            <w:r>
+              <w:rPr>
+                <w:sz w:val="26"/>
+                <w:szCs w:val="26"/>
+              </w:rPr>
+              <w:t xml:space="preserve">Ok </w:t>
+            </w:r>
+          </w:p>
+        </w:tc>
       </w:tr>
       <w:tr>
-        <w:tblPrEx>
-          <w:tblCellMar>
-            <w:top w:w="0" w:type="dxa"/>
-            <w:bottom w:w="0" w:type="dxa"/>
-          </w:tblCellMar>
-        </w:tblPrEx>
         <w:tc>
           <w:tcPr>
             <w:tcW w:w="3744" w:type="dxa"/>
@@ -3472,14 +4096,35 @@
             </w:pPr>
           </w:p>
         </w:tc>
+        <w:tc>
+          <w:tcPr>
+            <w:tcW w:w="1130" w:type="dxa"/>
+            <w:tcBorders>
+              <w:left w:val="single" w:sz="4" w:space="0" w:color="000000"/>
+              <w:bottom w:val="single" w:sz="4" w:space="0" w:color="000000"/>
+              <w:right w:val="single" w:sz="4" w:space="0" w:color="000000"/>
+            </w:tcBorders>
+          </w:tcPr>
+          <w:p>
+            <w:pPr>
+              <w:pStyle w:val="TableContents"/>
+              <w:jc w:val="center"/>
+              <w:rPr>
+                <w:sz w:val="26"/>
+                <w:szCs w:val="26"/>
+              </w:rPr>
+            </w:pPr>
+            <w:r>
+              <w:rPr>
+                <w:sz w:val="26"/>
+                <w:szCs w:val="26"/>
+              </w:rPr>
+              <w:t xml:space="preserve">Ok </w:t>
+            </w:r>
+          </w:p>
+        </w:tc>
       </w:tr>
       <w:tr>
-        <w:tblPrEx>
-          <w:tblCellMar>
-            <w:top w:w="0" w:type="dxa"/>
-            <w:bottom w:w="0" w:type="dxa"/>
-          </w:tblCellMar>
-        </w:tblPrEx>
         <w:tc>
           <w:tcPr>
             <w:tcW w:w="3744" w:type="dxa"/>
@@ -3534,7 +4179,6 @@
                 <w:szCs w:val="26"/>
               </w:rPr>
             </w:pPr>
-            <w:proofErr w:type="gramStart"/>
             <w:r>
               <w:rPr>
                 <w:sz w:val="26"/>
@@ -3542,7 +4186,6 @@
               </w:rPr>
               <w:t>île</w:t>
             </w:r>
-            <w:proofErr w:type="gramEnd"/>
           </w:p>
         </w:tc>
         <w:tc>
@@ -3575,17 +4218,38 @@
                 <w:szCs w:val="26"/>
               </w:rPr>
               <w:t>Petite île</w:t>
+            </w:r>
+          </w:p>
+        </w:tc>
+        <w:tc>
+          <w:tcPr>
+            <w:tcW w:w="1130" w:type="dxa"/>
+            <w:tcBorders>
+              <w:left w:val="single" w:sz="4" w:space="0" w:color="000000"/>
+              <w:bottom w:val="single" w:sz="4" w:space="0" w:color="000000"/>
+              <w:right w:val="single" w:sz="4" w:space="0" w:color="000000"/>
+            </w:tcBorders>
+          </w:tcPr>
+          <w:p>
+            <w:pPr>
+              <w:pStyle w:val="TableContents"/>
+              <w:jc w:val="center"/>
+              <w:rPr>
+                <w:sz w:val="26"/>
+                <w:szCs w:val="26"/>
+              </w:rPr>
+            </w:pPr>
+            <w:r>
+              <w:rPr>
+                <w:sz w:val="26"/>
+                <w:szCs w:val="26"/>
+              </w:rPr>
+              <w:t xml:space="preserve">Ok </w:t>
             </w:r>
           </w:p>
         </w:tc>
       </w:tr>
       <w:tr>
-        <w:tblPrEx>
-          <w:tblCellMar>
-            <w:top w:w="0" w:type="dxa"/>
-            <w:bottom w:w="0" w:type="dxa"/>
-          </w:tblCellMar>
-        </w:tblPrEx>
         <w:tc>
           <w:tcPr>
             <w:tcW w:w="3744" w:type="dxa"/>
@@ -3640,7 +4304,6 @@
                 <w:szCs w:val="26"/>
               </w:rPr>
             </w:pPr>
-            <w:proofErr w:type="gramStart"/>
             <w:r>
               <w:rPr>
                 <w:sz w:val="26"/>
@@ -3648,7 +4311,6 @@
               </w:rPr>
               <w:t>île</w:t>
             </w:r>
-            <w:proofErr w:type="gramEnd"/>
           </w:p>
         </w:tc>
         <w:tc>
@@ -3681,17 +4343,38 @@
                 <w:szCs w:val="26"/>
               </w:rPr>
               <w:t>Petite île</w:t>
+            </w:r>
+          </w:p>
+        </w:tc>
+        <w:tc>
+          <w:tcPr>
+            <w:tcW w:w="1130" w:type="dxa"/>
+            <w:tcBorders>
+              <w:left w:val="single" w:sz="4" w:space="0" w:color="000000"/>
+              <w:bottom w:val="single" w:sz="4" w:space="0" w:color="000000"/>
+              <w:right w:val="single" w:sz="4" w:space="0" w:color="000000"/>
+            </w:tcBorders>
+          </w:tcPr>
+          <w:p>
+            <w:pPr>
+              <w:pStyle w:val="TableContents"/>
+              <w:jc w:val="center"/>
+              <w:rPr>
+                <w:sz w:val="26"/>
+                <w:szCs w:val="26"/>
+              </w:rPr>
+            </w:pPr>
+            <w:r>
+              <w:rPr>
+                <w:sz w:val="26"/>
+                <w:szCs w:val="26"/>
+              </w:rPr>
+              <w:t xml:space="preserve">Ok </w:t>
             </w:r>
           </w:p>
         </w:tc>
       </w:tr>
       <w:tr>
-        <w:tblPrEx>
-          <w:tblCellMar>
-            <w:top w:w="0" w:type="dxa"/>
-            <w:bottom w:w="0" w:type="dxa"/>
-          </w:tblCellMar>
-        </w:tblPrEx>
         <w:tc>
           <w:tcPr>
             <w:tcW w:w="3744" w:type="dxa"/>
@@ -3746,7 +4429,6 @@
                 <w:szCs w:val="26"/>
               </w:rPr>
             </w:pPr>
-            <w:proofErr w:type="gramStart"/>
             <w:r>
               <w:rPr>
                 <w:sz w:val="26"/>
@@ -3754,7 +4436,6 @@
               </w:rPr>
               <w:t>île</w:t>
             </w:r>
-            <w:proofErr w:type="gramEnd"/>
           </w:p>
         </w:tc>
         <w:tc>
@@ -3787,17 +4468,38 @@
                 <w:szCs w:val="26"/>
               </w:rPr>
               <w:t>Petite île</w:t>
+            </w:r>
+          </w:p>
+        </w:tc>
+        <w:tc>
+          <w:tcPr>
+            <w:tcW w:w="1130" w:type="dxa"/>
+            <w:tcBorders>
+              <w:left w:val="single" w:sz="4" w:space="0" w:color="000000"/>
+              <w:bottom w:val="single" w:sz="4" w:space="0" w:color="000000"/>
+              <w:right w:val="single" w:sz="4" w:space="0" w:color="000000"/>
+            </w:tcBorders>
+          </w:tcPr>
+          <w:p>
+            <w:pPr>
+              <w:pStyle w:val="TableContents"/>
+              <w:jc w:val="center"/>
+              <w:rPr>
+                <w:sz w:val="26"/>
+                <w:szCs w:val="26"/>
+              </w:rPr>
+            </w:pPr>
+            <w:r>
+              <w:rPr>
+                <w:sz w:val="26"/>
+                <w:szCs w:val="26"/>
+              </w:rPr>
+              <w:t xml:space="preserve">Ok </w:t>
             </w:r>
           </w:p>
         </w:tc>
       </w:tr>
       <w:tr>
-        <w:tblPrEx>
-          <w:tblCellMar>
-            <w:top w:w="0" w:type="dxa"/>
-            <w:bottom w:w="0" w:type="dxa"/>
-          </w:tblCellMar>
-        </w:tblPrEx>
         <w:tc>
           <w:tcPr>
             <w:tcW w:w="3744" w:type="dxa"/>
@@ -3862,7 +4564,6 @@
                 <w:szCs w:val="26"/>
               </w:rPr>
             </w:pPr>
-            <w:proofErr w:type="gramStart"/>
             <w:r>
               <w:rPr>
                 <w:sz w:val="26"/>
@@ -3870,7 +4571,6 @@
               </w:rPr>
               <w:t>île</w:t>
             </w:r>
-            <w:proofErr w:type="gramEnd"/>
           </w:p>
         </w:tc>
         <w:tc>
@@ -3903,17 +4603,38 @@
                 <w:szCs w:val="26"/>
               </w:rPr>
               <w:t>Petite île</w:t>
+            </w:r>
+          </w:p>
+        </w:tc>
+        <w:tc>
+          <w:tcPr>
+            <w:tcW w:w="1130" w:type="dxa"/>
+            <w:tcBorders>
+              <w:left w:val="single" w:sz="4" w:space="0" w:color="000000"/>
+              <w:bottom w:val="single" w:sz="4" w:space="0" w:color="000000"/>
+              <w:right w:val="single" w:sz="4" w:space="0" w:color="000000"/>
+            </w:tcBorders>
+          </w:tcPr>
+          <w:p>
+            <w:pPr>
+              <w:pStyle w:val="TableContents"/>
+              <w:jc w:val="center"/>
+              <w:rPr>
+                <w:sz w:val="26"/>
+                <w:szCs w:val="26"/>
+              </w:rPr>
+            </w:pPr>
+            <w:r>
+              <w:rPr>
+                <w:sz w:val="26"/>
+                <w:szCs w:val="26"/>
+              </w:rPr>
+              <w:t xml:space="preserve">Ok </w:t>
             </w:r>
           </w:p>
         </w:tc>
       </w:tr>
       <w:tr>
-        <w:tblPrEx>
-          <w:tblCellMar>
-            <w:top w:w="0" w:type="dxa"/>
-            <w:bottom w:w="0" w:type="dxa"/>
-          </w:tblCellMar>
-        </w:tblPrEx>
         <w:tc>
           <w:tcPr>
             <w:tcW w:w="3744" w:type="dxa"/>
@@ -3978,7 +4699,6 @@
                 <w:szCs w:val="26"/>
               </w:rPr>
             </w:pPr>
-            <w:proofErr w:type="gramStart"/>
             <w:r>
               <w:rPr>
                 <w:sz w:val="26"/>
@@ -3986,7 +4706,6 @@
               </w:rPr>
               <w:t>île</w:t>
             </w:r>
-            <w:proofErr w:type="gramEnd"/>
           </w:p>
         </w:tc>
         <w:tc>
@@ -4019,17 +4738,38 @@
                 <w:szCs w:val="26"/>
               </w:rPr>
               <w:t>Petite île</w:t>
+            </w:r>
+          </w:p>
+        </w:tc>
+        <w:tc>
+          <w:tcPr>
+            <w:tcW w:w="1130" w:type="dxa"/>
+            <w:tcBorders>
+              <w:left w:val="single" w:sz="4" w:space="0" w:color="000000"/>
+              <w:bottom w:val="single" w:sz="4" w:space="0" w:color="000000"/>
+              <w:right w:val="single" w:sz="4" w:space="0" w:color="000000"/>
+            </w:tcBorders>
+          </w:tcPr>
+          <w:p>
+            <w:pPr>
+              <w:pStyle w:val="TableContents"/>
+              <w:jc w:val="center"/>
+              <w:rPr>
+                <w:sz w:val="26"/>
+                <w:szCs w:val="26"/>
+              </w:rPr>
+            </w:pPr>
+            <w:r>
+              <w:rPr>
+                <w:sz w:val="26"/>
+                <w:szCs w:val="26"/>
+              </w:rPr>
+              <w:t xml:space="preserve">Ok </w:t>
             </w:r>
           </w:p>
         </w:tc>
       </w:tr>
       <w:tr>
-        <w:tblPrEx>
-          <w:tblCellMar>
-            <w:top w:w="0" w:type="dxa"/>
-            <w:bottom w:w="0" w:type="dxa"/>
-          </w:tblCellMar>
-        </w:tblPrEx>
         <w:tc>
           <w:tcPr>
             <w:tcW w:w="3744" w:type="dxa"/>
@@ -4104,7 +4844,6 @@
                 <w:szCs w:val="26"/>
               </w:rPr>
             </w:pPr>
-            <w:proofErr w:type="gramStart"/>
             <w:r>
               <w:rPr>
                 <w:sz w:val="26"/>
@@ -4112,7 +4851,6 @@
               </w:rPr>
               <w:t>île</w:t>
             </w:r>
-            <w:proofErr w:type="gramEnd"/>
           </w:p>
         </w:tc>
         <w:tc>
@@ -4145,17 +4883,38 @@
                 <w:szCs w:val="26"/>
               </w:rPr>
               <w:t>Petite île</w:t>
+            </w:r>
+          </w:p>
+        </w:tc>
+        <w:tc>
+          <w:tcPr>
+            <w:tcW w:w="1130" w:type="dxa"/>
+            <w:tcBorders>
+              <w:left w:val="single" w:sz="4" w:space="0" w:color="000000"/>
+              <w:bottom w:val="single" w:sz="4" w:space="0" w:color="000000"/>
+              <w:right w:val="single" w:sz="4" w:space="0" w:color="000000"/>
+            </w:tcBorders>
+          </w:tcPr>
+          <w:p>
+            <w:pPr>
+              <w:pStyle w:val="TableContents"/>
+              <w:jc w:val="center"/>
+              <w:rPr>
+                <w:sz w:val="26"/>
+                <w:szCs w:val="26"/>
+              </w:rPr>
+            </w:pPr>
+            <w:r>
+              <w:rPr>
+                <w:sz w:val="26"/>
+                <w:szCs w:val="26"/>
+              </w:rPr>
+              <w:t xml:space="preserve">Ok </w:t>
             </w:r>
           </w:p>
         </w:tc>
       </w:tr>
       <w:tr>
-        <w:tblPrEx>
-          <w:tblCellMar>
-            <w:top w:w="0" w:type="dxa"/>
-            <w:bottom w:w="0" w:type="dxa"/>
-          </w:tblCellMar>
-        </w:tblPrEx>
         <w:tc>
           <w:tcPr>
             <w:tcW w:w="3744" w:type="dxa"/>
@@ -4230,7 +4989,6 @@
                 <w:szCs w:val="26"/>
               </w:rPr>
             </w:pPr>
-            <w:proofErr w:type="gramStart"/>
             <w:r>
               <w:rPr>
                 <w:sz w:val="26"/>
@@ -4238,7 +4996,6 @@
               </w:rPr>
               <w:t>île</w:t>
             </w:r>
-            <w:proofErr w:type="gramEnd"/>
           </w:p>
         </w:tc>
         <w:tc>
@@ -4271,17 +5028,38 @@
                 <w:szCs w:val="26"/>
               </w:rPr>
               <w:t>Petite île</w:t>
+            </w:r>
+          </w:p>
+        </w:tc>
+        <w:tc>
+          <w:tcPr>
+            <w:tcW w:w="1130" w:type="dxa"/>
+            <w:tcBorders>
+              <w:left w:val="single" w:sz="4" w:space="0" w:color="000000"/>
+              <w:bottom w:val="single" w:sz="4" w:space="0" w:color="000000"/>
+              <w:right w:val="single" w:sz="4" w:space="0" w:color="000000"/>
+            </w:tcBorders>
+          </w:tcPr>
+          <w:p>
+            <w:pPr>
+              <w:pStyle w:val="TableContents"/>
+              <w:jc w:val="center"/>
+              <w:rPr>
+                <w:sz w:val="26"/>
+                <w:szCs w:val="26"/>
+              </w:rPr>
+            </w:pPr>
+            <w:r>
+              <w:rPr>
+                <w:sz w:val="26"/>
+                <w:szCs w:val="26"/>
+              </w:rPr>
+              <w:t xml:space="preserve">Ok </w:t>
             </w:r>
           </w:p>
         </w:tc>
       </w:tr>
       <w:tr>
-        <w:tblPrEx>
-          <w:tblCellMar>
-            <w:top w:w="0" w:type="dxa"/>
-            <w:bottom w:w="0" w:type="dxa"/>
-          </w:tblCellMar>
-        </w:tblPrEx>
         <w:tc>
           <w:tcPr>
             <w:tcW w:w="3744" w:type="dxa"/>
@@ -4354,7 +5132,6 @@
                 <w:szCs w:val="26"/>
               </w:rPr>
             </w:pPr>
-            <w:proofErr w:type="gramStart"/>
             <w:r>
               <w:rPr>
                 <w:sz w:val="26"/>
@@ -4362,7 +5139,6 @@
               </w:rPr>
               <w:t>île</w:t>
             </w:r>
-            <w:proofErr w:type="gramEnd"/>
           </w:p>
         </w:tc>
         <w:tc>
@@ -4395,17 +5171,38 @@
                 <w:szCs w:val="26"/>
               </w:rPr>
               <w:t>Petite île</w:t>
+            </w:r>
+          </w:p>
+        </w:tc>
+        <w:tc>
+          <w:tcPr>
+            <w:tcW w:w="1130" w:type="dxa"/>
+            <w:tcBorders>
+              <w:left w:val="single" w:sz="4" w:space="0" w:color="000000"/>
+              <w:bottom w:val="single" w:sz="4" w:space="0" w:color="000000"/>
+              <w:right w:val="single" w:sz="4" w:space="0" w:color="000000"/>
+            </w:tcBorders>
+          </w:tcPr>
+          <w:p>
+            <w:pPr>
+              <w:pStyle w:val="TableContents"/>
+              <w:jc w:val="center"/>
+              <w:rPr>
+                <w:sz w:val="26"/>
+                <w:szCs w:val="26"/>
+              </w:rPr>
+            </w:pPr>
+            <w:r>
+              <w:rPr>
+                <w:sz w:val="26"/>
+                <w:szCs w:val="26"/>
+              </w:rPr>
+              <w:t xml:space="preserve">Ok </w:t>
             </w:r>
           </w:p>
         </w:tc>
       </w:tr>
       <w:tr>
-        <w:tblPrEx>
-          <w:tblCellMar>
-            <w:top w:w="0" w:type="dxa"/>
-            <w:bottom w:w="0" w:type="dxa"/>
-          </w:tblCellMar>
-        </w:tblPrEx>
         <w:tc>
           <w:tcPr>
             <w:tcW w:w="3744" w:type="dxa"/>
@@ -4480,7 +5277,6 @@
                 <w:szCs w:val="26"/>
               </w:rPr>
             </w:pPr>
-            <w:proofErr w:type="gramStart"/>
             <w:r>
               <w:rPr>
                 <w:sz w:val="26"/>
@@ -4488,7 +5284,6 @@
               </w:rPr>
               <w:t>île</w:t>
             </w:r>
-            <w:proofErr w:type="gramEnd"/>
           </w:p>
         </w:tc>
         <w:tc>
@@ -4521,17 +5316,38 @@
                 <w:szCs w:val="26"/>
               </w:rPr>
               <w:t>Petite île</w:t>
+            </w:r>
+          </w:p>
+        </w:tc>
+        <w:tc>
+          <w:tcPr>
+            <w:tcW w:w="1130" w:type="dxa"/>
+            <w:tcBorders>
+              <w:left w:val="single" w:sz="4" w:space="0" w:color="000000"/>
+              <w:bottom w:val="single" w:sz="4" w:space="0" w:color="000000"/>
+              <w:right w:val="single" w:sz="4" w:space="0" w:color="000000"/>
+            </w:tcBorders>
+          </w:tcPr>
+          <w:p>
+            <w:pPr>
+              <w:pStyle w:val="TableContents"/>
+              <w:jc w:val="center"/>
+              <w:rPr>
+                <w:sz w:val="26"/>
+                <w:szCs w:val="26"/>
+              </w:rPr>
+            </w:pPr>
+            <w:r>
+              <w:rPr>
+                <w:sz w:val="26"/>
+                <w:szCs w:val="26"/>
+              </w:rPr>
+              <w:t xml:space="preserve">Ok </w:t>
             </w:r>
           </w:p>
         </w:tc>
       </w:tr>
       <w:tr>
-        <w:tblPrEx>
-          <w:tblCellMar>
-            <w:top w:w="0" w:type="dxa"/>
-            <w:bottom w:w="0" w:type="dxa"/>
-          </w:tblCellMar>
-        </w:tblPrEx>
         <w:tc>
           <w:tcPr>
             <w:tcW w:w="3744" w:type="dxa"/>
@@ -4586,7 +5402,6 @@
                 <w:szCs w:val="26"/>
               </w:rPr>
             </w:pPr>
-            <w:proofErr w:type="gramStart"/>
             <w:r>
               <w:rPr>
                 <w:sz w:val="26"/>
@@ -4594,7 +5409,6 @@
               </w:rPr>
               <w:t>île</w:t>
             </w:r>
-            <w:proofErr w:type="gramEnd"/>
           </w:p>
         </w:tc>
         <w:tc>
@@ -4627,17 +5441,38 @@
                 <w:szCs w:val="26"/>
               </w:rPr>
               <w:t>Petite île</w:t>
+            </w:r>
+          </w:p>
+        </w:tc>
+        <w:tc>
+          <w:tcPr>
+            <w:tcW w:w="1130" w:type="dxa"/>
+            <w:tcBorders>
+              <w:left w:val="single" w:sz="4" w:space="0" w:color="000000"/>
+              <w:bottom w:val="single" w:sz="4" w:space="0" w:color="000000"/>
+              <w:right w:val="single" w:sz="4" w:space="0" w:color="000000"/>
+            </w:tcBorders>
+          </w:tcPr>
+          <w:p>
+            <w:pPr>
+              <w:pStyle w:val="TableContents"/>
+              <w:jc w:val="center"/>
+              <w:rPr>
+                <w:sz w:val="26"/>
+                <w:szCs w:val="26"/>
+              </w:rPr>
+            </w:pPr>
+            <w:r>
+              <w:rPr>
+                <w:sz w:val="26"/>
+                <w:szCs w:val="26"/>
+              </w:rPr>
+              <w:t xml:space="preserve">Ok </w:t>
             </w:r>
           </w:p>
         </w:tc>
       </w:tr>
       <w:tr>
-        <w:tblPrEx>
-          <w:tblCellMar>
-            <w:top w:w="0" w:type="dxa"/>
-            <w:bottom w:w="0" w:type="dxa"/>
-          </w:tblCellMar>
-        </w:tblPrEx>
         <w:tc>
           <w:tcPr>
             <w:tcW w:w="3744" w:type="dxa"/>
@@ -4712,7 +5547,6 @@
                 <w:szCs w:val="26"/>
               </w:rPr>
             </w:pPr>
-            <w:proofErr w:type="gramStart"/>
             <w:r>
               <w:rPr>
                 <w:sz w:val="26"/>
@@ -4720,7 +5554,6 @@
               </w:rPr>
               <w:t>île</w:t>
             </w:r>
-            <w:proofErr w:type="gramEnd"/>
           </w:p>
         </w:tc>
         <w:tc>
@@ -4753,17 +5586,38 @@
                 <w:szCs w:val="26"/>
               </w:rPr>
               <w:t>Grande île</w:t>
+            </w:r>
+          </w:p>
+        </w:tc>
+        <w:tc>
+          <w:tcPr>
+            <w:tcW w:w="1130" w:type="dxa"/>
+            <w:tcBorders>
+              <w:left w:val="single" w:sz="4" w:space="0" w:color="000000"/>
+              <w:bottom w:val="single" w:sz="4" w:space="0" w:color="000000"/>
+              <w:right w:val="single" w:sz="4" w:space="0" w:color="000000"/>
+            </w:tcBorders>
+          </w:tcPr>
+          <w:p>
+            <w:pPr>
+              <w:pStyle w:val="TableContents"/>
+              <w:jc w:val="center"/>
+              <w:rPr>
+                <w:sz w:val="26"/>
+                <w:szCs w:val="26"/>
+              </w:rPr>
+            </w:pPr>
+            <w:r>
+              <w:rPr>
+                <w:sz w:val="26"/>
+                <w:szCs w:val="26"/>
+              </w:rPr>
+              <w:t xml:space="preserve">Ok </w:t>
             </w:r>
           </w:p>
         </w:tc>
       </w:tr>
       <w:tr>
-        <w:tblPrEx>
-          <w:tblCellMar>
-            <w:top w:w="0" w:type="dxa"/>
-            <w:bottom w:w="0" w:type="dxa"/>
-          </w:tblCellMar>
-        </w:tblPrEx>
         <w:tc>
           <w:tcPr>
             <w:tcW w:w="3744" w:type="dxa"/>
@@ -4828,7 +5682,6 @@
                 <w:szCs w:val="26"/>
               </w:rPr>
             </w:pPr>
-            <w:proofErr w:type="gramStart"/>
             <w:r>
               <w:rPr>
                 <w:sz w:val="26"/>
@@ -4836,7 +5689,6 @@
               </w:rPr>
               <w:t>île</w:t>
             </w:r>
-            <w:proofErr w:type="gramEnd"/>
           </w:p>
         </w:tc>
         <w:tc>
@@ -4869,17 +5721,38 @@
                 <w:szCs w:val="26"/>
               </w:rPr>
               <w:t>Grande île</w:t>
+            </w:r>
+          </w:p>
+        </w:tc>
+        <w:tc>
+          <w:tcPr>
+            <w:tcW w:w="1130" w:type="dxa"/>
+            <w:tcBorders>
+              <w:left w:val="single" w:sz="4" w:space="0" w:color="000000"/>
+              <w:bottom w:val="single" w:sz="4" w:space="0" w:color="000000"/>
+              <w:right w:val="single" w:sz="4" w:space="0" w:color="000000"/>
+            </w:tcBorders>
+          </w:tcPr>
+          <w:p>
+            <w:pPr>
+              <w:pStyle w:val="TableContents"/>
+              <w:jc w:val="center"/>
+              <w:rPr>
+                <w:sz w:val="26"/>
+                <w:szCs w:val="26"/>
+              </w:rPr>
+            </w:pPr>
+            <w:r>
+              <w:rPr>
+                <w:sz w:val="26"/>
+                <w:szCs w:val="26"/>
+              </w:rPr>
+              <w:t xml:space="preserve">Ok </w:t>
             </w:r>
           </w:p>
         </w:tc>
       </w:tr>
       <w:tr>
-        <w:tblPrEx>
-          <w:tblCellMar>
-            <w:top w:w="0" w:type="dxa"/>
-            <w:bottom w:w="0" w:type="dxa"/>
-          </w:tblCellMar>
-        </w:tblPrEx>
         <w:tc>
           <w:tcPr>
             <w:tcW w:w="3744" w:type="dxa"/>
@@ -4952,7 +5825,6 @@
                 <w:szCs w:val="26"/>
               </w:rPr>
             </w:pPr>
-            <w:proofErr w:type="gramStart"/>
             <w:r>
               <w:rPr>
                 <w:sz w:val="26"/>
@@ -4960,7 +5832,6 @@
               </w:rPr>
               <w:t>île</w:t>
             </w:r>
-            <w:proofErr w:type="gramEnd"/>
           </w:p>
         </w:tc>
         <w:tc>
@@ -4993,17 +5864,38 @@
                 <w:szCs w:val="26"/>
               </w:rPr>
               <w:t>Grande île</w:t>
+            </w:r>
+          </w:p>
+        </w:tc>
+        <w:tc>
+          <w:tcPr>
+            <w:tcW w:w="1130" w:type="dxa"/>
+            <w:tcBorders>
+              <w:left w:val="single" w:sz="4" w:space="0" w:color="000000"/>
+              <w:bottom w:val="single" w:sz="4" w:space="0" w:color="000000"/>
+              <w:right w:val="single" w:sz="4" w:space="0" w:color="000000"/>
+            </w:tcBorders>
+          </w:tcPr>
+          <w:p>
+            <w:pPr>
+              <w:pStyle w:val="TableContents"/>
+              <w:jc w:val="center"/>
+              <w:rPr>
+                <w:sz w:val="26"/>
+                <w:szCs w:val="26"/>
+              </w:rPr>
+            </w:pPr>
+            <w:r>
+              <w:rPr>
+                <w:sz w:val="26"/>
+                <w:szCs w:val="26"/>
+              </w:rPr>
+              <w:t xml:space="preserve">Ok </w:t>
             </w:r>
           </w:p>
         </w:tc>
       </w:tr>
       <w:tr>
-        <w:tblPrEx>
-          <w:tblCellMar>
-            <w:top w:w="0" w:type="dxa"/>
-            <w:bottom w:w="0" w:type="dxa"/>
-          </w:tblCellMar>
-        </w:tblPrEx>
         <w:tc>
           <w:tcPr>
             <w:tcW w:w="3744" w:type="dxa"/>
@@ -5058,7 +5950,6 @@
                 <w:szCs w:val="26"/>
               </w:rPr>
             </w:pPr>
-            <w:proofErr w:type="gramStart"/>
             <w:r>
               <w:rPr>
                 <w:sz w:val="26"/>
@@ -5066,7 +5957,6 @@
               </w:rPr>
               <w:t>île</w:t>
             </w:r>
-            <w:proofErr w:type="gramEnd"/>
           </w:p>
         </w:tc>
         <w:tc>
@@ -5099,17 +5989,38 @@
                 <w:szCs w:val="26"/>
               </w:rPr>
               <w:t>Grande île</w:t>
+            </w:r>
+          </w:p>
+        </w:tc>
+        <w:tc>
+          <w:tcPr>
+            <w:tcW w:w="1130" w:type="dxa"/>
+            <w:tcBorders>
+              <w:left w:val="single" w:sz="4" w:space="0" w:color="000000"/>
+              <w:bottom w:val="single" w:sz="4" w:space="0" w:color="000000"/>
+              <w:right w:val="single" w:sz="4" w:space="0" w:color="000000"/>
+            </w:tcBorders>
+          </w:tcPr>
+          <w:p>
+            <w:pPr>
+              <w:pStyle w:val="TableContents"/>
+              <w:jc w:val="center"/>
+              <w:rPr>
+                <w:sz w:val="26"/>
+                <w:szCs w:val="26"/>
+              </w:rPr>
+            </w:pPr>
+            <w:r>
+              <w:rPr>
+                <w:sz w:val="26"/>
+                <w:szCs w:val="26"/>
+              </w:rPr>
+              <w:t xml:space="preserve">Ok </w:t>
             </w:r>
           </w:p>
         </w:tc>
       </w:tr>
       <w:tr>
-        <w:tblPrEx>
-          <w:tblCellMar>
-            <w:top w:w="0" w:type="dxa"/>
-            <w:bottom w:w="0" w:type="dxa"/>
-          </w:tblCellMar>
-        </w:tblPrEx>
         <w:tc>
           <w:tcPr>
             <w:tcW w:w="3744" w:type="dxa"/>
@@ -5174,7 +6085,6 @@
                 <w:szCs w:val="26"/>
               </w:rPr>
             </w:pPr>
-            <w:proofErr w:type="gramStart"/>
             <w:r>
               <w:rPr>
                 <w:sz w:val="26"/>
@@ -5182,7 +6092,6 @@
               </w:rPr>
               <w:t>île</w:t>
             </w:r>
-            <w:proofErr w:type="gramEnd"/>
           </w:p>
         </w:tc>
         <w:tc>
@@ -5215,17 +6124,38 @@
                 <w:szCs w:val="26"/>
               </w:rPr>
               <w:t>Grande île</w:t>
+            </w:r>
+          </w:p>
+        </w:tc>
+        <w:tc>
+          <w:tcPr>
+            <w:tcW w:w="1130" w:type="dxa"/>
+            <w:tcBorders>
+              <w:left w:val="single" w:sz="4" w:space="0" w:color="000000"/>
+              <w:bottom w:val="single" w:sz="4" w:space="0" w:color="000000"/>
+              <w:right w:val="single" w:sz="4" w:space="0" w:color="000000"/>
+            </w:tcBorders>
+          </w:tcPr>
+          <w:p>
+            <w:pPr>
+              <w:pStyle w:val="TableContents"/>
+              <w:jc w:val="center"/>
+              <w:rPr>
+                <w:sz w:val="26"/>
+                <w:szCs w:val="26"/>
+              </w:rPr>
+            </w:pPr>
+            <w:r>
+              <w:rPr>
+                <w:sz w:val="26"/>
+                <w:szCs w:val="26"/>
+              </w:rPr>
+              <w:t xml:space="preserve">Ok </w:t>
             </w:r>
           </w:p>
         </w:tc>
       </w:tr>
       <w:tr>
-        <w:tblPrEx>
-          <w:tblCellMar>
-            <w:top w:w="0" w:type="dxa"/>
-            <w:bottom w:w="0" w:type="dxa"/>
-          </w:tblCellMar>
-        </w:tblPrEx>
         <w:tc>
           <w:tcPr>
             <w:tcW w:w="3744" w:type="dxa"/>
@@ -5308,7 +6238,6 @@
                 <w:szCs w:val="26"/>
               </w:rPr>
             </w:pPr>
-            <w:proofErr w:type="gramStart"/>
             <w:r>
               <w:rPr>
                 <w:sz w:val="26"/>
@@ -5316,7 +6245,6 @@
               </w:rPr>
               <w:t>île</w:t>
             </w:r>
-            <w:proofErr w:type="gramEnd"/>
           </w:p>
         </w:tc>
         <w:tc>
@@ -5349,17 +6277,38 @@
                 <w:szCs w:val="26"/>
               </w:rPr>
               <w:t>Grande île</w:t>
+            </w:r>
+          </w:p>
+        </w:tc>
+        <w:tc>
+          <w:tcPr>
+            <w:tcW w:w="1130" w:type="dxa"/>
+            <w:tcBorders>
+              <w:left w:val="single" w:sz="4" w:space="0" w:color="000000"/>
+              <w:bottom w:val="single" w:sz="4" w:space="0" w:color="000000"/>
+              <w:right w:val="single" w:sz="4" w:space="0" w:color="000000"/>
+            </w:tcBorders>
+          </w:tcPr>
+          <w:p>
+            <w:pPr>
+              <w:pStyle w:val="TableContents"/>
+              <w:jc w:val="center"/>
+              <w:rPr>
+                <w:sz w:val="26"/>
+                <w:szCs w:val="26"/>
+              </w:rPr>
+            </w:pPr>
+            <w:r>
+              <w:rPr>
+                <w:sz w:val="26"/>
+                <w:szCs w:val="26"/>
+              </w:rPr>
+              <w:t xml:space="preserve">Ok </w:t>
             </w:r>
           </w:p>
         </w:tc>
       </w:tr>
       <w:tr>
-        <w:tblPrEx>
-          <w:tblCellMar>
-            <w:top w:w="0" w:type="dxa"/>
-            <w:bottom w:w="0" w:type="dxa"/>
-          </w:tblCellMar>
-        </w:tblPrEx>
         <w:tc>
           <w:tcPr>
             <w:tcW w:w="3744" w:type="dxa"/>
@@ -5432,7 +6381,6 @@
                 <w:szCs w:val="26"/>
               </w:rPr>
             </w:pPr>
-            <w:proofErr w:type="gramStart"/>
             <w:r>
               <w:rPr>
                 <w:sz w:val="26"/>
@@ -5440,7 +6388,6 @@
               </w:rPr>
               <w:t>île</w:t>
             </w:r>
-            <w:proofErr w:type="gramEnd"/>
           </w:p>
         </w:tc>
         <w:tc>
@@ -5473,17 +6420,38 @@
                 <w:szCs w:val="26"/>
               </w:rPr>
               <w:t>Grande île</w:t>
+            </w:r>
+          </w:p>
+        </w:tc>
+        <w:tc>
+          <w:tcPr>
+            <w:tcW w:w="1130" w:type="dxa"/>
+            <w:tcBorders>
+              <w:left w:val="single" w:sz="4" w:space="0" w:color="000000"/>
+              <w:bottom w:val="single" w:sz="4" w:space="0" w:color="000000"/>
+              <w:right w:val="single" w:sz="4" w:space="0" w:color="000000"/>
+            </w:tcBorders>
+          </w:tcPr>
+          <w:p>
+            <w:pPr>
+              <w:pStyle w:val="TableContents"/>
+              <w:jc w:val="center"/>
+              <w:rPr>
+                <w:sz w:val="26"/>
+                <w:szCs w:val="26"/>
+              </w:rPr>
+            </w:pPr>
+            <w:r>
+              <w:rPr>
+                <w:sz w:val="26"/>
+                <w:szCs w:val="26"/>
+              </w:rPr>
+              <w:t xml:space="preserve">Ok </w:t>
             </w:r>
           </w:p>
         </w:tc>
       </w:tr>
       <w:tr>
-        <w:tblPrEx>
-          <w:tblCellMar>
-            <w:top w:w="0" w:type="dxa"/>
-            <w:bottom w:w="0" w:type="dxa"/>
-          </w:tblCellMar>
-        </w:tblPrEx>
         <w:tc>
           <w:tcPr>
             <w:tcW w:w="3744" w:type="dxa"/>
@@ -5583,14 +6551,35 @@
             </w:pPr>
           </w:p>
         </w:tc>
+        <w:tc>
+          <w:tcPr>
+            <w:tcW w:w="1130" w:type="dxa"/>
+            <w:tcBorders>
+              <w:left w:val="single" w:sz="4" w:space="0" w:color="000000"/>
+              <w:bottom w:val="single" w:sz="4" w:space="0" w:color="000000"/>
+              <w:right w:val="single" w:sz="4" w:space="0" w:color="000000"/>
+            </w:tcBorders>
+          </w:tcPr>
+          <w:p>
+            <w:pPr>
+              <w:pStyle w:val="TableContents"/>
+              <w:jc w:val="center"/>
+              <w:rPr>
+                <w:sz w:val="26"/>
+                <w:szCs w:val="26"/>
+              </w:rPr>
+            </w:pPr>
+            <w:r>
+              <w:rPr>
+                <w:sz w:val="26"/>
+                <w:szCs w:val="26"/>
+              </w:rPr>
+              <w:t xml:space="preserve">Ok </w:t>
+            </w:r>
+          </w:p>
+        </w:tc>
       </w:tr>
       <w:tr>
-        <w:tblPrEx>
-          <w:tblCellMar>
-            <w:top w:w="0" w:type="dxa"/>
-            <w:bottom w:w="0" w:type="dxa"/>
-          </w:tblCellMar>
-        </w:tblPrEx>
         <w:tc>
           <w:tcPr>
             <w:tcW w:w="3744" w:type="dxa"/>
@@ -5678,16 +6667,37 @@
                 <w:szCs w:val="26"/>
               </w:rPr>
             </w:pPr>
+          </w:p>
+        </w:tc>
+        <w:tc>
+          <w:tcPr>
+            <w:tcW w:w="1130" w:type="dxa"/>
+            <w:tcBorders>
+              <w:left w:val="single" w:sz="4" w:space="0" w:color="000000"/>
+              <w:bottom w:val="single" w:sz="4" w:space="0" w:color="000000"/>
+              <w:right w:val="single" w:sz="4" w:space="0" w:color="000000"/>
+            </w:tcBorders>
+          </w:tcPr>
+          <w:p>
+            <w:pPr>
+              <w:pStyle w:val="TableContents"/>
+              <w:jc w:val="center"/>
+              <w:rPr>
+                <w:sz w:val="26"/>
+                <w:szCs w:val="26"/>
+              </w:rPr>
+            </w:pPr>
+            <w:r>
+              <w:rPr>
+                <w:sz w:val="26"/>
+                <w:szCs w:val="26"/>
+              </w:rPr>
+              <w:t xml:space="preserve">Ok </w:t>
+            </w:r>
           </w:p>
         </w:tc>
       </w:tr>
       <w:tr>
-        <w:tblPrEx>
-          <w:tblCellMar>
-            <w:top w:w="0" w:type="dxa"/>
-            <w:bottom w:w="0" w:type="dxa"/>
-          </w:tblCellMar>
-        </w:tblPrEx>
         <w:tc>
           <w:tcPr>
             <w:tcW w:w="3744" w:type="dxa"/>
@@ -5797,14 +6807,35 @@
             </w:pPr>
           </w:p>
         </w:tc>
+        <w:tc>
+          <w:tcPr>
+            <w:tcW w:w="1130" w:type="dxa"/>
+            <w:tcBorders>
+              <w:left w:val="single" w:sz="4" w:space="0" w:color="000000"/>
+              <w:bottom w:val="single" w:sz="4" w:space="0" w:color="000000"/>
+              <w:right w:val="single" w:sz="4" w:space="0" w:color="000000"/>
+            </w:tcBorders>
+          </w:tcPr>
+          <w:p>
+            <w:pPr>
+              <w:pStyle w:val="TableContents"/>
+              <w:jc w:val="center"/>
+              <w:rPr>
+                <w:sz w:val="26"/>
+                <w:szCs w:val="26"/>
+              </w:rPr>
+            </w:pPr>
+            <w:r>
+              <w:rPr>
+                <w:sz w:val="26"/>
+                <w:szCs w:val="26"/>
+              </w:rPr>
+              <w:t xml:space="preserve">Ok </w:t>
+            </w:r>
+          </w:p>
+        </w:tc>
       </w:tr>
       <w:tr>
-        <w:tblPrEx>
-          <w:tblCellMar>
-            <w:top w:w="0" w:type="dxa"/>
-            <w:bottom w:w="0" w:type="dxa"/>
-          </w:tblCellMar>
-        </w:tblPrEx>
         <w:tc>
           <w:tcPr>
             <w:tcW w:w="3744" w:type="dxa"/>
@@ -5935,16 +6966,37 @@
                 <w:szCs w:val="26"/>
               </w:rPr>
             </w:pPr>
+          </w:p>
+        </w:tc>
+        <w:tc>
+          <w:tcPr>
+            <w:tcW w:w="1130" w:type="dxa"/>
+            <w:tcBorders>
+              <w:left w:val="single" w:sz="4" w:space="0" w:color="000000"/>
+              <w:bottom w:val="single" w:sz="4" w:space="0" w:color="000000"/>
+              <w:right w:val="single" w:sz="4" w:space="0" w:color="000000"/>
+            </w:tcBorders>
+          </w:tcPr>
+          <w:p>
+            <w:pPr>
+              <w:pStyle w:val="TableContents"/>
+              <w:jc w:val="center"/>
+              <w:rPr>
+                <w:sz w:val="26"/>
+                <w:szCs w:val="26"/>
+              </w:rPr>
+            </w:pPr>
+            <w:r>
+              <w:rPr>
+                <w:sz w:val="26"/>
+                <w:szCs w:val="26"/>
+              </w:rPr>
+              <w:t xml:space="preserve">Ok </w:t>
+            </w:r>
           </w:p>
         </w:tc>
       </w:tr>
       <w:tr>
-        <w:tblPrEx>
-          <w:tblCellMar>
-            <w:top w:w="0" w:type="dxa"/>
-            <w:bottom w:w="0" w:type="dxa"/>
-          </w:tblCellMar>
-        </w:tblPrEx>
         <w:tc>
           <w:tcPr>
             <w:tcW w:w="3744" w:type="dxa"/>
@@ -6055,6 +7107,33 @@
                 <w:szCs w:val="26"/>
               </w:rPr>
             </w:pPr>
+          </w:p>
+        </w:tc>
+        <w:tc>
+          <w:tcPr>
+            <w:tcW w:w="1130" w:type="dxa"/>
+            <w:tcBorders>
+              <w:left w:val="single" w:sz="4" w:space="0" w:color="000000"/>
+              <w:bottom w:val="single" w:sz="4" w:space="0" w:color="000000"/>
+              <w:right w:val="single" w:sz="4" w:space="0" w:color="000000"/>
+            </w:tcBorders>
+          </w:tcPr>
+          <w:p>
+            <w:pPr>
+              <w:pStyle w:val="TableContents"/>
+              <w:jc w:val="center"/>
+              <w:rPr>
+                <w:sz w:val="26"/>
+                <w:szCs w:val="26"/>
+              </w:rPr>
+            </w:pPr>
+            <w:r>
+              <w:rPr>
+                <w:sz w:val="26"/>
+                <w:szCs w:val="26"/>
+              </w:rPr>
+              <w:t xml:space="preserve">Ok </w:t>
+            </w:r>
           </w:p>
         </w:tc>
       </w:tr>
@@ -6240,7 +7319,7 @@
     </w:p>
     <w:tbl>
       <w:tblPr>
-        <w:tblW w:w="9638" w:type="dxa"/>
+        <w:tblW w:w="10768" w:type="dxa"/>
         <w:tblLayout w:type="fixed"/>
         <w:tblCellMar>
           <w:left w:w="10" w:type="dxa"/>
@@ -6252,14 +7331,9 @@
         <w:gridCol w:w="3744"/>
         <w:gridCol w:w="3348"/>
         <w:gridCol w:w="2546"/>
+        <w:gridCol w:w="1130"/>
       </w:tblGrid>
       <w:tr>
-        <w:tblPrEx>
-          <w:tblCellMar>
-            <w:top w:w="0" w:type="dxa"/>
-            <w:bottom w:w="0" w:type="dxa"/>
-          </w:tblCellMar>
-        </w:tblPrEx>
         <w:tc>
           <w:tcPr>
             <w:tcW w:w="3744" w:type="dxa"/>
@@ -6295,6 +7369,7 @@
                 <w:sz w:val="30"/>
                 <w:szCs w:val="30"/>
               </w:rPr>
+              <w:lastRenderedPageBreak/>
               <w:t>Nom de l’île</w:t>
             </w:r>
           </w:p>
@@ -6378,14 +7453,42 @@
             </w:r>
           </w:p>
         </w:tc>
+        <w:tc>
+          <w:tcPr>
+            <w:tcW w:w="1130" w:type="dxa"/>
+            <w:tcBorders>
+              <w:top w:val="single" w:sz="4" w:space="0" w:color="000000"/>
+              <w:left w:val="single" w:sz="4" w:space="0" w:color="000000"/>
+              <w:bottom w:val="single" w:sz="4" w:space="0" w:color="000000"/>
+              <w:right w:val="single" w:sz="4" w:space="0" w:color="000000"/>
+            </w:tcBorders>
+          </w:tcPr>
+          <w:p>
+            <w:pPr>
+              <w:pStyle w:val="TableContents"/>
+              <w:jc w:val="center"/>
+              <w:rPr>
+                <w:b/>
+                <w:bCs/>
+                <w:color w:val="2A6099"/>
+                <w:sz w:val="30"/>
+                <w:szCs w:val="30"/>
+              </w:rPr>
+            </w:pPr>
+            <w:r>
+              <w:rPr>
+                <w:b/>
+                <w:bCs/>
+                <w:color w:val="2A6099"/>
+                <w:sz w:val="30"/>
+                <w:szCs w:val="30"/>
+              </w:rPr>
+              <w:t>Photo</w:t>
+            </w:r>
+          </w:p>
+        </w:tc>
       </w:tr>
       <w:tr>
-        <w:tblPrEx>
-          <w:tblCellMar>
-            <w:top w:w="0" w:type="dxa"/>
-            <w:bottom w:w="0" w:type="dxa"/>
-          </w:tblCellMar>
-        </w:tblPrEx>
         <w:tc>
           <w:tcPr>
             <w:tcW w:w="3744" w:type="dxa"/>
@@ -6473,16 +7576,37 @@
                 <w:szCs w:val="26"/>
               </w:rPr>
             </w:pPr>
+          </w:p>
+        </w:tc>
+        <w:tc>
+          <w:tcPr>
+            <w:tcW w:w="1130" w:type="dxa"/>
+            <w:tcBorders>
+              <w:left w:val="single" w:sz="4" w:space="0" w:color="000000"/>
+              <w:bottom w:val="single" w:sz="4" w:space="0" w:color="000000"/>
+              <w:right w:val="single" w:sz="4" w:space="0" w:color="000000"/>
+            </w:tcBorders>
+          </w:tcPr>
+          <w:p>
+            <w:pPr>
+              <w:pStyle w:val="TableContents"/>
+              <w:jc w:val="center"/>
+              <w:rPr>
+                <w:sz w:val="26"/>
+                <w:szCs w:val="26"/>
+              </w:rPr>
+            </w:pPr>
+            <w:r>
+              <w:rPr>
+                <w:sz w:val="26"/>
+                <w:szCs w:val="26"/>
+              </w:rPr>
+              <w:t xml:space="preserve">Ok </w:t>
+            </w:r>
           </w:p>
         </w:tc>
       </w:tr>
       <w:tr>
-        <w:tblPrEx>
-          <w:tblCellMar>
-            <w:top w:w="0" w:type="dxa"/>
-            <w:bottom w:w="0" w:type="dxa"/>
-          </w:tblCellMar>
-        </w:tblPrEx>
         <w:tc>
           <w:tcPr>
             <w:tcW w:w="3744" w:type="dxa"/>
@@ -6592,14 +7716,35 @@
             </w:pPr>
           </w:p>
         </w:tc>
+        <w:tc>
+          <w:tcPr>
+            <w:tcW w:w="1130" w:type="dxa"/>
+            <w:tcBorders>
+              <w:left w:val="single" w:sz="4" w:space="0" w:color="000000"/>
+              <w:bottom w:val="single" w:sz="4" w:space="0" w:color="000000"/>
+              <w:right w:val="single" w:sz="4" w:space="0" w:color="000000"/>
+            </w:tcBorders>
+          </w:tcPr>
+          <w:p>
+            <w:pPr>
+              <w:pStyle w:val="TableContents"/>
+              <w:jc w:val="center"/>
+              <w:rPr>
+                <w:sz w:val="26"/>
+                <w:szCs w:val="26"/>
+              </w:rPr>
+            </w:pPr>
+            <w:r>
+              <w:rPr>
+                <w:sz w:val="26"/>
+                <w:szCs w:val="26"/>
+              </w:rPr>
+              <w:t xml:space="preserve">Ok </w:t>
+            </w:r>
+          </w:p>
+        </w:tc>
       </w:tr>
       <w:tr>
-        <w:tblPrEx>
-          <w:tblCellMar>
-            <w:top w:w="0" w:type="dxa"/>
-            <w:bottom w:w="0" w:type="dxa"/>
-          </w:tblCellMar>
-        </w:tblPrEx>
         <w:tc>
           <w:tcPr>
             <w:tcW w:w="3744" w:type="dxa"/>
@@ -6654,7 +7799,6 @@
                 <w:szCs w:val="26"/>
               </w:rPr>
             </w:pPr>
-            <w:proofErr w:type="gramStart"/>
             <w:r>
               <w:rPr>
                 <w:sz w:val="26"/>
@@ -6662,7 +7806,6 @@
               </w:rPr>
               <w:t>île</w:t>
             </w:r>
-            <w:proofErr w:type="gramEnd"/>
           </w:p>
         </w:tc>
         <w:tc>
@@ -6695,17 +7838,38 @@
                 <w:szCs w:val="26"/>
               </w:rPr>
               <w:t>Petite île</w:t>
+            </w:r>
+          </w:p>
+        </w:tc>
+        <w:tc>
+          <w:tcPr>
+            <w:tcW w:w="1130" w:type="dxa"/>
+            <w:tcBorders>
+              <w:left w:val="single" w:sz="4" w:space="0" w:color="000000"/>
+              <w:bottom w:val="single" w:sz="4" w:space="0" w:color="000000"/>
+              <w:right w:val="single" w:sz="4" w:space="0" w:color="000000"/>
+            </w:tcBorders>
+          </w:tcPr>
+          <w:p>
+            <w:pPr>
+              <w:pStyle w:val="TableContents"/>
+              <w:jc w:val="center"/>
+              <w:rPr>
+                <w:sz w:val="26"/>
+                <w:szCs w:val="26"/>
+              </w:rPr>
+            </w:pPr>
+            <w:r>
+              <w:rPr>
+                <w:sz w:val="26"/>
+                <w:szCs w:val="26"/>
+              </w:rPr>
+              <w:t xml:space="preserve">Ok </w:t>
             </w:r>
           </w:p>
         </w:tc>
       </w:tr>
       <w:tr>
-        <w:tblPrEx>
-          <w:tblCellMar>
-            <w:top w:w="0" w:type="dxa"/>
-            <w:bottom w:w="0" w:type="dxa"/>
-          </w:tblCellMar>
-        </w:tblPrEx>
         <w:tc>
           <w:tcPr>
             <w:tcW w:w="3744" w:type="dxa"/>
@@ -6770,7 +7934,6 @@
                 <w:szCs w:val="26"/>
               </w:rPr>
             </w:pPr>
-            <w:proofErr w:type="gramStart"/>
             <w:r>
               <w:rPr>
                 <w:sz w:val="26"/>
@@ -6778,7 +7941,6 @@
               </w:rPr>
               <w:t>île</w:t>
             </w:r>
-            <w:proofErr w:type="gramEnd"/>
           </w:p>
         </w:tc>
         <w:tc>
@@ -6811,17 +7973,38 @@
                 <w:szCs w:val="26"/>
               </w:rPr>
               <w:t>Petite île</w:t>
+            </w:r>
+          </w:p>
+        </w:tc>
+        <w:tc>
+          <w:tcPr>
+            <w:tcW w:w="1130" w:type="dxa"/>
+            <w:tcBorders>
+              <w:left w:val="single" w:sz="4" w:space="0" w:color="000000"/>
+              <w:bottom w:val="single" w:sz="4" w:space="0" w:color="000000"/>
+              <w:right w:val="single" w:sz="4" w:space="0" w:color="000000"/>
+            </w:tcBorders>
+          </w:tcPr>
+          <w:p>
+            <w:pPr>
+              <w:pStyle w:val="TableContents"/>
+              <w:jc w:val="center"/>
+              <w:rPr>
+                <w:sz w:val="26"/>
+                <w:szCs w:val="26"/>
+              </w:rPr>
+            </w:pPr>
+            <w:r>
+              <w:rPr>
+                <w:sz w:val="26"/>
+                <w:szCs w:val="26"/>
+              </w:rPr>
+              <w:t xml:space="preserve">Ok </w:t>
             </w:r>
           </w:p>
         </w:tc>
       </w:tr>
       <w:tr>
-        <w:tblPrEx>
-          <w:tblCellMar>
-            <w:top w:w="0" w:type="dxa"/>
-            <w:bottom w:w="0" w:type="dxa"/>
-          </w:tblCellMar>
-        </w:tblPrEx>
         <w:tc>
           <w:tcPr>
             <w:tcW w:w="3744" w:type="dxa"/>
@@ -6886,7 +8069,6 @@
                 <w:szCs w:val="26"/>
               </w:rPr>
             </w:pPr>
-            <w:proofErr w:type="gramStart"/>
             <w:r>
               <w:rPr>
                 <w:sz w:val="26"/>
@@ -6894,7 +8076,6 @@
               </w:rPr>
               <w:t>île</w:t>
             </w:r>
-            <w:proofErr w:type="gramEnd"/>
           </w:p>
         </w:tc>
         <w:tc>
@@ -6927,17 +8108,38 @@
                 <w:szCs w:val="26"/>
               </w:rPr>
               <w:t>Petite île</w:t>
+            </w:r>
+          </w:p>
+        </w:tc>
+        <w:tc>
+          <w:tcPr>
+            <w:tcW w:w="1130" w:type="dxa"/>
+            <w:tcBorders>
+              <w:left w:val="single" w:sz="4" w:space="0" w:color="000000"/>
+              <w:bottom w:val="single" w:sz="4" w:space="0" w:color="000000"/>
+              <w:right w:val="single" w:sz="4" w:space="0" w:color="000000"/>
+            </w:tcBorders>
+          </w:tcPr>
+          <w:p>
+            <w:pPr>
+              <w:pStyle w:val="TableContents"/>
+              <w:jc w:val="center"/>
+              <w:rPr>
+                <w:sz w:val="26"/>
+                <w:szCs w:val="26"/>
+              </w:rPr>
+            </w:pPr>
+            <w:r>
+              <w:rPr>
+                <w:sz w:val="26"/>
+                <w:szCs w:val="26"/>
+              </w:rPr>
+              <w:t xml:space="preserve">Ok </w:t>
             </w:r>
           </w:p>
         </w:tc>
       </w:tr>
       <w:tr>
-        <w:tblPrEx>
-          <w:tblCellMar>
-            <w:top w:w="0" w:type="dxa"/>
-            <w:bottom w:w="0" w:type="dxa"/>
-          </w:tblCellMar>
-        </w:tblPrEx>
         <w:tc>
           <w:tcPr>
             <w:tcW w:w="3744" w:type="dxa"/>
@@ -7012,7 +8214,6 @@
                 <w:szCs w:val="26"/>
               </w:rPr>
             </w:pPr>
-            <w:proofErr w:type="gramStart"/>
             <w:r>
               <w:rPr>
                 <w:sz w:val="26"/>
@@ -7020,7 +8221,6 @@
               </w:rPr>
               <w:t>île</w:t>
             </w:r>
-            <w:proofErr w:type="gramEnd"/>
           </w:p>
         </w:tc>
         <w:tc>
@@ -7053,17 +8253,38 @@
                 <w:szCs w:val="26"/>
               </w:rPr>
               <w:t>Petite île</w:t>
+            </w:r>
+          </w:p>
+        </w:tc>
+        <w:tc>
+          <w:tcPr>
+            <w:tcW w:w="1130" w:type="dxa"/>
+            <w:tcBorders>
+              <w:left w:val="single" w:sz="4" w:space="0" w:color="000000"/>
+              <w:bottom w:val="single" w:sz="4" w:space="0" w:color="000000"/>
+              <w:right w:val="single" w:sz="4" w:space="0" w:color="000000"/>
+            </w:tcBorders>
+          </w:tcPr>
+          <w:p>
+            <w:pPr>
+              <w:pStyle w:val="TableContents"/>
+              <w:jc w:val="center"/>
+              <w:rPr>
+                <w:sz w:val="26"/>
+                <w:szCs w:val="26"/>
+              </w:rPr>
+            </w:pPr>
+            <w:r>
+              <w:rPr>
+                <w:sz w:val="26"/>
+                <w:szCs w:val="26"/>
+              </w:rPr>
+              <w:t xml:space="preserve">Ok </w:t>
             </w:r>
           </w:p>
         </w:tc>
       </w:tr>
       <w:tr>
-        <w:tblPrEx>
-          <w:tblCellMar>
-            <w:top w:w="0" w:type="dxa"/>
-            <w:bottom w:w="0" w:type="dxa"/>
-          </w:tblCellMar>
-        </w:tblPrEx>
         <w:tc>
           <w:tcPr>
             <w:tcW w:w="3744" w:type="dxa"/>
@@ -7128,7 +8349,6 @@
                 <w:szCs w:val="26"/>
               </w:rPr>
             </w:pPr>
-            <w:proofErr w:type="gramStart"/>
             <w:r>
               <w:rPr>
                 <w:sz w:val="26"/>
@@ -7136,7 +8356,6 @@
               </w:rPr>
               <w:t>île</w:t>
             </w:r>
-            <w:proofErr w:type="gramEnd"/>
           </w:p>
         </w:tc>
         <w:tc>
@@ -7169,17 +8388,38 @@
                 <w:szCs w:val="26"/>
               </w:rPr>
               <w:t>Petite île</w:t>
+            </w:r>
+          </w:p>
+        </w:tc>
+        <w:tc>
+          <w:tcPr>
+            <w:tcW w:w="1130" w:type="dxa"/>
+            <w:tcBorders>
+              <w:left w:val="single" w:sz="4" w:space="0" w:color="000000"/>
+              <w:bottom w:val="single" w:sz="4" w:space="0" w:color="000000"/>
+              <w:right w:val="single" w:sz="4" w:space="0" w:color="000000"/>
+            </w:tcBorders>
+          </w:tcPr>
+          <w:p>
+            <w:pPr>
+              <w:pStyle w:val="TableContents"/>
+              <w:jc w:val="center"/>
+              <w:rPr>
+                <w:sz w:val="26"/>
+                <w:szCs w:val="26"/>
+              </w:rPr>
+            </w:pPr>
+            <w:r>
+              <w:rPr>
+                <w:sz w:val="26"/>
+                <w:szCs w:val="26"/>
+              </w:rPr>
+              <w:t xml:space="preserve">Ok </w:t>
             </w:r>
           </w:p>
         </w:tc>
       </w:tr>
       <w:tr>
-        <w:tblPrEx>
-          <w:tblCellMar>
-            <w:top w:w="0" w:type="dxa"/>
-            <w:bottom w:w="0" w:type="dxa"/>
-          </w:tblCellMar>
-        </w:tblPrEx>
         <w:tc>
           <w:tcPr>
             <w:tcW w:w="3744" w:type="dxa"/>
@@ -7244,7 +8484,6 @@
                 <w:szCs w:val="26"/>
               </w:rPr>
             </w:pPr>
-            <w:proofErr w:type="gramStart"/>
             <w:r>
               <w:rPr>
                 <w:sz w:val="26"/>
@@ -7252,7 +8491,6 @@
               </w:rPr>
               <w:t>île</w:t>
             </w:r>
-            <w:proofErr w:type="gramEnd"/>
           </w:p>
         </w:tc>
         <w:tc>
@@ -7285,17 +8523,38 @@
                 <w:szCs w:val="26"/>
               </w:rPr>
               <w:t>Petite île</w:t>
+            </w:r>
+          </w:p>
+        </w:tc>
+        <w:tc>
+          <w:tcPr>
+            <w:tcW w:w="1130" w:type="dxa"/>
+            <w:tcBorders>
+              <w:left w:val="single" w:sz="4" w:space="0" w:color="000000"/>
+              <w:bottom w:val="single" w:sz="4" w:space="0" w:color="000000"/>
+              <w:right w:val="single" w:sz="4" w:space="0" w:color="000000"/>
+            </w:tcBorders>
+          </w:tcPr>
+          <w:p>
+            <w:pPr>
+              <w:pStyle w:val="TableContents"/>
+              <w:jc w:val="center"/>
+              <w:rPr>
+                <w:sz w:val="26"/>
+                <w:szCs w:val="26"/>
+              </w:rPr>
+            </w:pPr>
+            <w:r>
+              <w:rPr>
+                <w:sz w:val="26"/>
+                <w:szCs w:val="26"/>
+              </w:rPr>
+              <w:t xml:space="preserve">Ok </w:t>
             </w:r>
           </w:p>
         </w:tc>
       </w:tr>
       <w:tr>
-        <w:tblPrEx>
-          <w:tblCellMar>
-            <w:top w:w="0" w:type="dxa"/>
-            <w:bottom w:w="0" w:type="dxa"/>
-          </w:tblCellMar>
-        </w:tblPrEx>
         <w:tc>
           <w:tcPr>
             <w:tcW w:w="3744" w:type="dxa"/>
@@ -7360,7 +8619,6 @@
                 <w:szCs w:val="26"/>
               </w:rPr>
             </w:pPr>
-            <w:proofErr w:type="gramStart"/>
             <w:r>
               <w:rPr>
                 <w:sz w:val="26"/>
@@ -7368,7 +8626,6 @@
               </w:rPr>
               <w:t>île</w:t>
             </w:r>
-            <w:proofErr w:type="gramEnd"/>
           </w:p>
         </w:tc>
         <w:tc>
@@ -7401,17 +8658,38 @@
                 <w:szCs w:val="26"/>
               </w:rPr>
               <w:t>Petite île</w:t>
+            </w:r>
+          </w:p>
+        </w:tc>
+        <w:tc>
+          <w:tcPr>
+            <w:tcW w:w="1130" w:type="dxa"/>
+            <w:tcBorders>
+              <w:left w:val="single" w:sz="4" w:space="0" w:color="000000"/>
+              <w:bottom w:val="single" w:sz="4" w:space="0" w:color="000000"/>
+              <w:right w:val="single" w:sz="4" w:space="0" w:color="000000"/>
+            </w:tcBorders>
+          </w:tcPr>
+          <w:p>
+            <w:pPr>
+              <w:pStyle w:val="TableContents"/>
+              <w:jc w:val="center"/>
+              <w:rPr>
+                <w:sz w:val="26"/>
+                <w:szCs w:val="26"/>
+              </w:rPr>
+            </w:pPr>
+            <w:r>
+              <w:rPr>
+                <w:sz w:val="26"/>
+                <w:szCs w:val="26"/>
+              </w:rPr>
+              <w:t xml:space="preserve">Ok </w:t>
             </w:r>
           </w:p>
         </w:tc>
       </w:tr>
       <w:tr>
-        <w:tblPrEx>
-          <w:tblCellMar>
-            <w:top w:w="0" w:type="dxa"/>
-            <w:bottom w:w="0" w:type="dxa"/>
-          </w:tblCellMar>
-        </w:tblPrEx>
         <w:tc>
           <w:tcPr>
             <w:tcW w:w="3744" w:type="dxa"/>
@@ -7476,7 +8754,6 @@
                 <w:szCs w:val="26"/>
               </w:rPr>
             </w:pPr>
-            <w:proofErr w:type="gramStart"/>
             <w:r>
               <w:rPr>
                 <w:sz w:val="26"/>
@@ -7484,7 +8761,6 @@
               </w:rPr>
               <w:t>île</w:t>
             </w:r>
-            <w:proofErr w:type="gramEnd"/>
           </w:p>
         </w:tc>
         <w:tc>
@@ -7517,17 +8793,38 @@
                 <w:szCs w:val="26"/>
               </w:rPr>
               <w:t>Petite île</w:t>
+            </w:r>
+          </w:p>
+        </w:tc>
+        <w:tc>
+          <w:tcPr>
+            <w:tcW w:w="1130" w:type="dxa"/>
+            <w:tcBorders>
+              <w:left w:val="single" w:sz="4" w:space="0" w:color="000000"/>
+              <w:bottom w:val="single" w:sz="4" w:space="0" w:color="000000"/>
+              <w:right w:val="single" w:sz="4" w:space="0" w:color="000000"/>
+            </w:tcBorders>
+          </w:tcPr>
+          <w:p>
+            <w:pPr>
+              <w:pStyle w:val="TableContents"/>
+              <w:jc w:val="center"/>
+              <w:rPr>
+                <w:sz w:val="26"/>
+                <w:szCs w:val="26"/>
+              </w:rPr>
+            </w:pPr>
+            <w:r>
+              <w:rPr>
+                <w:sz w:val="26"/>
+                <w:szCs w:val="26"/>
+              </w:rPr>
+              <w:t xml:space="preserve">Ok </w:t>
             </w:r>
           </w:p>
         </w:tc>
       </w:tr>
       <w:tr>
-        <w:tblPrEx>
-          <w:tblCellMar>
-            <w:top w:w="0" w:type="dxa"/>
-            <w:bottom w:w="0" w:type="dxa"/>
-          </w:tblCellMar>
-        </w:tblPrEx>
         <w:tc>
           <w:tcPr>
             <w:tcW w:w="3744" w:type="dxa"/>
@@ -7620,7 +8917,6 @@
                 <w:szCs w:val="26"/>
               </w:rPr>
             </w:pPr>
-            <w:proofErr w:type="gramStart"/>
             <w:r>
               <w:rPr>
                 <w:sz w:val="26"/>
@@ -7628,7 +8924,6 @@
               </w:rPr>
               <w:t>île</w:t>
             </w:r>
-            <w:proofErr w:type="gramEnd"/>
           </w:p>
         </w:tc>
         <w:tc>
@@ -7661,17 +8956,38 @@
                 <w:szCs w:val="26"/>
               </w:rPr>
               <w:t>Petite île</w:t>
+            </w:r>
+          </w:p>
+        </w:tc>
+        <w:tc>
+          <w:tcPr>
+            <w:tcW w:w="1130" w:type="dxa"/>
+            <w:tcBorders>
+              <w:left w:val="single" w:sz="4" w:space="0" w:color="000000"/>
+              <w:bottom w:val="single" w:sz="4" w:space="0" w:color="000000"/>
+              <w:right w:val="single" w:sz="4" w:space="0" w:color="000000"/>
+            </w:tcBorders>
+          </w:tcPr>
+          <w:p>
+            <w:pPr>
+              <w:pStyle w:val="TableContents"/>
+              <w:jc w:val="center"/>
+              <w:rPr>
+                <w:sz w:val="26"/>
+                <w:szCs w:val="26"/>
+              </w:rPr>
+            </w:pPr>
+            <w:r>
+              <w:rPr>
+                <w:sz w:val="26"/>
+                <w:szCs w:val="26"/>
+              </w:rPr>
+              <w:t xml:space="preserve">Ok </w:t>
             </w:r>
           </w:p>
         </w:tc>
       </w:tr>
       <w:tr>
-        <w:tblPrEx>
-          <w:tblCellMar>
-            <w:top w:w="0" w:type="dxa"/>
-            <w:bottom w:w="0" w:type="dxa"/>
-          </w:tblCellMar>
-        </w:tblPrEx>
         <w:tc>
           <w:tcPr>
             <w:tcW w:w="3744" w:type="dxa"/>
@@ -7736,7 +9052,6 @@
                 <w:szCs w:val="26"/>
               </w:rPr>
             </w:pPr>
-            <w:proofErr w:type="gramStart"/>
             <w:r>
               <w:rPr>
                 <w:sz w:val="26"/>
@@ -7744,7 +9059,6 @@
               </w:rPr>
               <w:t>île</w:t>
             </w:r>
-            <w:proofErr w:type="gramEnd"/>
           </w:p>
         </w:tc>
         <w:tc>
@@ -7777,17 +9091,38 @@
                 <w:szCs w:val="26"/>
               </w:rPr>
               <w:t>Petite île</w:t>
+            </w:r>
+          </w:p>
+        </w:tc>
+        <w:tc>
+          <w:tcPr>
+            <w:tcW w:w="1130" w:type="dxa"/>
+            <w:tcBorders>
+              <w:left w:val="single" w:sz="4" w:space="0" w:color="000000"/>
+              <w:bottom w:val="single" w:sz="4" w:space="0" w:color="000000"/>
+              <w:right w:val="single" w:sz="4" w:space="0" w:color="000000"/>
+            </w:tcBorders>
+          </w:tcPr>
+          <w:p>
+            <w:pPr>
+              <w:pStyle w:val="TableContents"/>
+              <w:jc w:val="center"/>
+              <w:rPr>
+                <w:sz w:val="26"/>
+                <w:szCs w:val="26"/>
+              </w:rPr>
+            </w:pPr>
+            <w:r>
+              <w:rPr>
+                <w:sz w:val="26"/>
+                <w:szCs w:val="26"/>
+              </w:rPr>
+              <w:t xml:space="preserve">Ok </w:t>
             </w:r>
           </w:p>
         </w:tc>
       </w:tr>
       <w:tr>
-        <w:tblPrEx>
-          <w:tblCellMar>
-            <w:top w:w="0" w:type="dxa"/>
-            <w:bottom w:w="0" w:type="dxa"/>
-          </w:tblCellMar>
-        </w:tblPrEx>
         <w:tc>
           <w:tcPr>
             <w:tcW w:w="3744" w:type="dxa"/>
@@ -7842,7 +9177,6 @@
                 <w:szCs w:val="26"/>
               </w:rPr>
             </w:pPr>
-            <w:proofErr w:type="gramStart"/>
             <w:r>
               <w:rPr>
                 <w:sz w:val="26"/>
@@ -7850,7 +9184,6 @@
               </w:rPr>
               <w:t>île</w:t>
             </w:r>
-            <w:proofErr w:type="gramEnd"/>
           </w:p>
         </w:tc>
         <w:tc>
@@ -7883,17 +9216,38 @@
                 <w:szCs w:val="26"/>
               </w:rPr>
               <w:t>Grande île</w:t>
+            </w:r>
+          </w:p>
+        </w:tc>
+        <w:tc>
+          <w:tcPr>
+            <w:tcW w:w="1130" w:type="dxa"/>
+            <w:tcBorders>
+              <w:left w:val="single" w:sz="4" w:space="0" w:color="000000"/>
+              <w:bottom w:val="single" w:sz="4" w:space="0" w:color="000000"/>
+              <w:right w:val="single" w:sz="4" w:space="0" w:color="000000"/>
+            </w:tcBorders>
+          </w:tcPr>
+          <w:p>
+            <w:pPr>
+              <w:pStyle w:val="TableContents"/>
+              <w:jc w:val="center"/>
+              <w:rPr>
+                <w:sz w:val="26"/>
+                <w:szCs w:val="26"/>
+              </w:rPr>
+            </w:pPr>
+            <w:r>
+              <w:rPr>
+                <w:sz w:val="26"/>
+                <w:szCs w:val="26"/>
+              </w:rPr>
+              <w:t xml:space="preserve">Ok </w:t>
             </w:r>
           </w:p>
         </w:tc>
       </w:tr>
       <w:tr>
-        <w:tblPrEx>
-          <w:tblCellMar>
-            <w:top w:w="0" w:type="dxa"/>
-            <w:bottom w:w="0" w:type="dxa"/>
-          </w:tblCellMar>
-        </w:tblPrEx>
         <w:tc>
           <w:tcPr>
             <w:tcW w:w="3744" w:type="dxa"/>
@@ -7948,7 +9302,6 @@
                 <w:szCs w:val="26"/>
               </w:rPr>
             </w:pPr>
-            <w:proofErr w:type="gramStart"/>
             <w:r>
               <w:rPr>
                 <w:sz w:val="26"/>
@@ -7956,7 +9309,6 @@
               </w:rPr>
               <w:t>île</w:t>
             </w:r>
-            <w:proofErr w:type="gramEnd"/>
           </w:p>
         </w:tc>
         <w:tc>
@@ -7989,17 +9341,38 @@
                 <w:szCs w:val="26"/>
               </w:rPr>
               <w:t>Grande île</w:t>
+            </w:r>
+          </w:p>
+        </w:tc>
+        <w:tc>
+          <w:tcPr>
+            <w:tcW w:w="1130" w:type="dxa"/>
+            <w:tcBorders>
+              <w:left w:val="single" w:sz="4" w:space="0" w:color="000000"/>
+              <w:bottom w:val="single" w:sz="4" w:space="0" w:color="000000"/>
+              <w:right w:val="single" w:sz="4" w:space="0" w:color="000000"/>
+            </w:tcBorders>
+          </w:tcPr>
+          <w:p>
+            <w:pPr>
+              <w:pStyle w:val="TableContents"/>
+              <w:jc w:val="center"/>
+              <w:rPr>
+                <w:sz w:val="26"/>
+                <w:szCs w:val="26"/>
+              </w:rPr>
+            </w:pPr>
+            <w:r>
+              <w:rPr>
+                <w:sz w:val="26"/>
+                <w:szCs w:val="26"/>
+              </w:rPr>
+              <w:t xml:space="preserve">Ok </w:t>
             </w:r>
           </w:p>
         </w:tc>
       </w:tr>
       <w:tr>
-        <w:tblPrEx>
-          <w:tblCellMar>
-            <w:top w:w="0" w:type="dxa"/>
-            <w:bottom w:w="0" w:type="dxa"/>
-          </w:tblCellMar>
-        </w:tblPrEx>
         <w:tc>
           <w:tcPr>
             <w:tcW w:w="3744" w:type="dxa"/>
@@ -8064,7 +9437,6 @@
                 <w:szCs w:val="26"/>
               </w:rPr>
             </w:pPr>
-            <w:proofErr w:type="gramStart"/>
             <w:r>
               <w:rPr>
                 <w:sz w:val="26"/>
@@ -8072,7 +9444,6 @@
               </w:rPr>
               <w:t>île</w:t>
             </w:r>
-            <w:proofErr w:type="gramEnd"/>
           </w:p>
         </w:tc>
         <w:tc>
@@ -8105,17 +9476,38 @@
                 <w:szCs w:val="26"/>
               </w:rPr>
               <w:t>Grande île</w:t>
+            </w:r>
+          </w:p>
+        </w:tc>
+        <w:tc>
+          <w:tcPr>
+            <w:tcW w:w="1130" w:type="dxa"/>
+            <w:tcBorders>
+              <w:left w:val="single" w:sz="4" w:space="0" w:color="000000"/>
+              <w:bottom w:val="single" w:sz="4" w:space="0" w:color="000000"/>
+              <w:right w:val="single" w:sz="4" w:space="0" w:color="000000"/>
+            </w:tcBorders>
+          </w:tcPr>
+          <w:p>
+            <w:pPr>
+              <w:pStyle w:val="TableContents"/>
+              <w:jc w:val="center"/>
+              <w:rPr>
+                <w:sz w:val="26"/>
+                <w:szCs w:val="26"/>
+              </w:rPr>
+            </w:pPr>
+            <w:r>
+              <w:rPr>
+                <w:sz w:val="26"/>
+                <w:szCs w:val="26"/>
+              </w:rPr>
+              <w:t xml:space="preserve">Ok </w:t>
             </w:r>
           </w:p>
         </w:tc>
       </w:tr>
       <w:tr>
-        <w:tblPrEx>
-          <w:tblCellMar>
-            <w:top w:w="0" w:type="dxa"/>
-            <w:bottom w:w="0" w:type="dxa"/>
-          </w:tblCellMar>
-        </w:tblPrEx>
         <w:tc>
           <w:tcPr>
             <w:tcW w:w="3744" w:type="dxa"/>
@@ -8190,7 +9582,6 @@
                 <w:szCs w:val="26"/>
               </w:rPr>
             </w:pPr>
-            <w:proofErr w:type="gramStart"/>
             <w:r>
               <w:rPr>
                 <w:sz w:val="26"/>
@@ -8198,7 +9589,6 @@
               </w:rPr>
               <w:t>île</w:t>
             </w:r>
-            <w:proofErr w:type="gramEnd"/>
           </w:p>
         </w:tc>
         <w:tc>
@@ -8231,17 +9621,38 @@
                 <w:szCs w:val="26"/>
               </w:rPr>
               <w:t>Grande île</w:t>
+            </w:r>
+          </w:p>
+        </w:tc>
+        <w:tc>
+          <w:tcPr>
+            <w:tcW w:w="1130" w:type="dxa"/>
+            <w:tcBorders>
+              <w:left w:val="single" w:sz="4" w:space="0" w:color="000000"/>
+              <w:bottom w:val="single" w:sz="4" w:space="0" w:color="000000"/>
+              <w:right w:val="single" w:sz="4" w:space="0" w:color="000000"/>
+            </w:tcBorders>
+          </w:tcPr>
+          <w:p>
+            <w:pPr>
+              <w:pStyle w:val="TableContents"/>
+              <w:jc w:val="center"/>
+              <w:rPr>
+                <w:sz w:val="26"/>
+                <w:szCs w:val="26"/>
+              </w:rPr>
+            </w:pPr>
+            <w:r>
+              <w:rPr>
+                <w:sz w:val="26"/>
+                <w:szCs w:val="26"/>
+              </w:rPr>
+              <w:t xml:space="preserve">Ok </w:t>
             </w:r>
           </w:p>
         </w:tc>
       </w:tr>
       <w:tr>
-        <w:tblPrEx>
-          <w:tblCellMar>
-            <w:top w:w="0" w:type="dxa"/>
-            <w:bottom w:w="0" w:type="dxa"/>
-          </w:tblCellMar>
-        </w:tblPrEx>
         <w:tc>
           <w:tcPr>
             <w:tcW w:w="3744" w:type="dxa"/>
@@ -8306,7 +9717,6 @@
                 <w:szCs w:val="26"/>
               </w:rPr>
             </w:pPr>
-            <w:proofErr w:type="gramStart"/>
             <w:r>
               <w:rPr>
                 <w:sz w:val="26"/>
@@ -8314,7 +9724,6 @@
               </w:rPr>
               <w:t>île</w:t>
             </w:r>
-            <w:proofErr w:type="gramEnd"/>
           </w:p>
         </w:tc>
         <w:tc>
@@ -8347,17 +9756,38 @@
                 <w:szCs w:val="26"/>
               </w:rPr>
               <w:t>Grande île</w:t>
+            </w:r>
+          </w:p>
+        </w:tc>
+        <w:tc>
+          <w:tcPr>
+            <w:tcW w:w="1130" w:type="dxa"/>
+            <w:tcBorders>
+              <w:left w:val="single" w:sz="4" w:space="0" w:color="000000"/>
+              <w:bottom w:val="single" w:sz="4" w:space="0" w:color="000000"/>
+              <w:right w:val="single" w:sz="4" w:space="0" w:color="000000"/>
+            </w:tcBorders>
+          </w:tcPr>
+          <w:p>
+            <w:pPr>
+              <w:pStyle w:val="TableContents"/>
+              <w:jc w:val="center"/>
+              <w:rPr>
+                <w:sz w:val="26"/>
+                <w:szCs w:val="26"/>
+              </w:rPr>
+            </w:pPr>
+            <w:r>
+              <w:rPr>
+                <w:sz w:val="26"/>
+                <w:szCs w:val="26"/>
+              </w:rPr>
+              <w:t xml:space="preserve">Ok </w:t>
             </w:r>
           </w:p>
         </w:tc>
       </w:tr>
       <w:tr>
-        <w:tblPrEx>
-          <w:tblCellMar>
-            <w:top w:w="0" w:type="dxa"/>
-            <w:bottom w:w="0" w:type="dxa"/>
-          </w:tblCellMar>
-        </w:tblPrEx>
         <w:tc>
           <w:tcPr>
             <w:tcW w:w="3744" w:type="dxa"/>
@@ -8412,7 +9842,6 @@
                 <w:szCs w:val="26"/>
               </w:rPr>
             </w:pPr>
-            <w:proofErr w:type="gramStart"/>
             <w:r>
               <w:rPr>
                 <w:sz w:val="26"/>
@@ -8420,7 +9849,6 @@
               </w:rPr>
               <w:t>île</w:t>
             </w:r>
-            <w:proofErr w:type="gramEnd"/>
           </w:p>
         </w:tc>
         <w:tc>
@@ -8453,17 +9881,38 @@
                 <w:szCs w:val="26"/>
               </w:rPr>
               <w:t>Grande île</w:t>
+            </w:r>
+          </w:p>
+        </w:tc>
+        <w:tc>
+          <w:tcPr>
+            <w:tcW w:w="1130" w:type="dxa"/>
+            <w:tcBorders>
+              <w:left w:val="single" w:sz="4" w:space="0" w:color="000000"/>
+              <w:bottom w:val="single" w:sz="4" w:space="0" w:color="000000"/>
+              <w:right w:val="single" w:sz="4" w:space="0" w:color="000000"/>
+            </w:tcBorders>
+          </w:tcPr>
+          <w:p>
+            <w:pPr>
+              <w:pStyle w:val="TableContents"/>
+              <w:jc w:val="center"/>
+              <w:rPr>
+                <w:sz w:val="26"/>
+                <w:szCs w:val="26"/>
+              </w:rPr>
+            </w:pPr>
+            <w:r>
+              <w:rPr>
+                <w:sz w:val="26"/>
+                <w:szCs w:val="26"/>
+              </w:rPr>
+              <w:t xml:space="preserve">Ok </w:t>
             </w:r>
           </w:p>
         </w:tc>
       </w:tr>
       <w:tr>
-        <w:tblPrEx>
-          <w:tblCellMar>
-            <w:top w:w="0" w:type="dxa"/>
-            <w:bottom w:w="0" w:type="dxa"/>
-          </w:tblCellMar>
-        </w:tblPrEx>
         <w:tc>
           <w:tcPr>
             <w:tcW w:w="3744" w:type="dxa"/>
@@ -8528,7 +9977,6 @@
                 <w:szCs w:val="26"/>
               </w:rPr>
             </w:pPr>
-            <w:proofErr w:type="gramStart"/>
             <w:r>
               <w:rPr>
                 <w:sz w:val="26"/>
@@ -8536,7 +9984,6 @@
               </w:rPr>
               <w:t>île</w:t>
             </w:r>
-            <w:proofErr w:type="gramEnd"/>
           </w:p>
         </w:tc>
         <w:tc>
@@ -8569,17 +10016,38 @@
                 <w:szCs w:val="26"/>
               </w:rPr>
               <w:t>Grande île</w:t>
+            </w:r>
+          </w:p>
+        </w:tc>
+        <w:tc>
+          <w:tcPr>
+            <w:tcW w:w="1130" w:type="dxa"/>
+            <w:tcBorders>
+              <w:left w:val="single" w:sz="4" w:space="0" w:color="000000"/>
+              <w:bottom w:val="single" w:sz="4" w:space="0" w:color="000000"/>
+              <w:right w:val="single" w:sz="4" w:space="0" w:color="000000"/>
+            </w:tcBorders>
+          </w:tcPr>
+          <w:p>
+            <w:pPr>
+              <w:pStyle w:val="TableContents"/>
+              <w:jc w:val="center"/>
+              <w:rPr>
+                <w:sz w:val="26"/>
+                <w:szCs w:val="26"/>
+              </w:rPr>
+            </w:pPr>
+            <w:r>
+              <w:rPr>
+                <w:sz w:val="26"/>
+                <w:szCs w:val="26"/>
+              </w:rPr>
+              <w:t xml:space="preserve">Ok </w:t>
             </w:r>
           </w:p>
         </w:tc>
       </w:tr>
       <w:tr>
-        <w:tblPrEx>
-          <w:tblCellMar>
-            <w:top w:w="0" w:type="dxa"/>
-            <w:bottom w:w="0" w:type="dxa"/>
-          </w:tblCellMar>
-        </w:tblPrEx>
         <w:tc>
           <w:tcPr>
             <w:tcW w:w="3744" w:type="dxa"/>
@@ -8689,14 +10157,35 @@
             </w:pPr>
           </w:p>
         </w:tc>
+        <w:tc>
+          <w:tcPr>
+            <w:tcW w:w="1130" w:type="dxa"/>
+            <w:tcBorders>
+              <w:left w:val="single" w:sz="4" w:space="0" w:color="000000"/>
+              <w:bottom w:val="single" w:sz="4" w:space="0" w:color="000000"/>
+              <w:right w:val="single" w:sz="4" w:space="0" w:color="000000"/>
+            </w:tcBorders>
+          </w:tcPr>
+          <w:p>
+            <w:pPr>
+              <w:pStyle w:val="TableContents"/>
+              <w:jc w:val="center"/>
+              <w:rPr>
+                <w:sz w:val="26"/>
+                <w:szCs w:val="26"/>
+              </w:rPr>
+            </w:pPr>
+            <w:r>
+              <w:rPr>
+                <w:sz w:val="26"/>
+                <w:szCs w:val="26"/>
+              </w:rPr>
+              <w:t xml:space="preserve">Ok </w:t>
+            </w:r>
+          </w:p>
+        </w:tc>
       </w:tr>
       <w:tr>
-        <w:tblPrEx>
-          <w:tblCellMar>
-            <w:top w:w="0" w:type="dxa"/>
-            <w:bottom w:w="0" w:type="dxa"/>
-          </w:tblCellMar>
-        </w:tblPrEx>
         <w:tc>
           <w:tcPr>
             <w:tcW w:w="3744" w:type="dxa"/>
@@ -8814,14 +10303,35 @@
             </w:pPr>
           </w:p>
         </w:tc>
+        <w:tc>
+          <w:tcPr>
+            <w:tcW w:w="1130" w:type="dxa"/>
+            <w:tcBorders>
+              <w:left w:val="single" w:sz="4" w:space="0" w:color="000000"/>
+              <w:bottom w:val="single" w:sz="4" w:space="0" w:color="000000"/>
+              <w:right w:val="single" w:sz="4" w:space="0" w:color="000000"/>
+            </w:tcBorders>
+          </w:tcPr>
+          <w:p>
+            <w:pPr>
+              <w:pStyle w:val="TableContents"/>
+              <w:jc w:val="center"/>
+              <w:rPr>
+                <w:sz w:val="26"/>
+                <w:szCs w:val="26"/>
+              </w:rPr>
+            </w:pPr>
+            <w:r>
+              <w:rPr>
+                <w:sz w:val="26"/>
+                <w:szCs w:val="26"/>
+              </w:rPr>
+              <w:t xml:space="preserve">Ok </w:t>
+            </w:r>
+          </w:p>
+        </w:tc>
       </w:tr>
       <w:tr>
-        <w:tblPrEx>
-          <w:tblCellMar>
-            <w:top w:w="0" w:type="dxa"/>
-            <w:bottom w:w="0" w:type="dxa"/>
-          </w:tblCellMar>
-        </w:tblPrEx>
         <w:tc>
           <w:tcPr>
             <w:tcW w:w="3744" w:type="dxa"/>
@@ -8949,14 +10459,35 @@
             </w:pPr>
           </w:p>
         </w:tc>
+        <w:tc>
+          <w:tcPr>
+            <w:tcW w:w="1130" w:type="dxa"/>
+            <w:tcBorders>
+              <w:left w:val="single" w:sz="4" w:space="0" w:color="000000"/>
+              <w:bottom w:val="single" w:sz="4" w:space="0" w:color="000000"/>
+              <w:right w:val="single" w:sz="4" w:space="0" w:color="000000"/>
+            </w:tcBorders>
+          </w:tcPr>
+          <w:p>
+            <w:pPr>
+              <w:pStyle w:val="TableContents"/>
+              <w:jc w:val="center"/>
+              <w:rPr>
+                <w:sz w:val="26"/>
+                <w:szCs w:val="26"/>
+              </w:rPr>
+            </w:pPr>
+            <w:r>
+              <w:rPr>
+                <w:sz w:val="26"/>
+                <w:szCs w:val="26"/>
+              </w:rPr>
+              <w:t xml:space="preserve">Ok </w:t>
+            </w:r>
+          </w:p>
+        </w:tc>
       </w:tr>
       <w:tr>
-        <w:tblPrEx>
-          <w:tblCellMar>
-            <w:top w:w="0" w:type="dxa"/>
-            <w:bottom w:w="0" w:type="dxa"/>
-          </w:tblCellMar>
-        </w:tblPrEx>
         <w:tc>
           <w:tcPr>
             <w:tcW w:w="3744" w:type="dxa"/>
@@ -9051,16 +10582,37 @@
                 <w:szCs w:val="26"/>
               </w:rPr>
             </w:pPr>
+          </w:p>
+        </w:tc>
+        <w:tc>
+          <w:tcPr>
+            <w:tcW w:w="1130" w:type="dxa"/>
+            <w:tcBorders>
+              <w:left w:val="single" w:sz="4" w:space="0" w:color="000000"/>
+              <w:bottom w:val="single" w:sz="4" w:space="0" w:color="000000"/>
+              <w:right w:val="single" w:sz="4" w:space="0" w:color="000000"/>
+            </w:tcBorders>
+          </w:tcPr>
+          <w:p>
+            <w:pPr>
+              <w:pStyle w:val="TableContents"/>
+              <w:jc w:val="center"/>
+              <w:rPr>
+                <w:sz w:val="26"/>
+                <w:szCs w:val="26"/>
+              </w:rPr>
+            </w:pPr>
+            <w:r>
+              <w:rPr>
+                <w:sz w:val="26"/>
+                <w:szCs w:val="26"/>
+              </w:rPr>
+              <w:t xml:space="preserve">Ok </w:t>
+            </w:r>
           </w:p>
         </w:tc>
       </w:tr>
       <w:tr>
-        <w:tblPrEx>
-          <w:tblCellMar>
-            <w:top w:w="0" w:type="dxa"/>
-            <w:bottom w:w="0" w:type="dxa"/>
-          </w:tblCellMar>
-        </w:tblPrEx>
         <w:tc>
           <w:tcPr>
             <w:tcW w:w="3744" w:type="dxa"/>
@@ -9163,6 +10715,33 @@
                 <w:szCs w:val="26"/>
               </w:rPr>
             </w:pPr>
+          </w:p>
+        </w:tc>
+        <w:tc>
+          <w:tcPr>
+            <w:tcW w:w="1130" w:type="dxa"/>
+            <w:tcBorders>
+              <w:left w:val="single" w:sz="4" w:space="0" w:color="000000"/>
+              <w:bottom w:val="single" w:sz="4" w:space="0" w:color="000000"/>
+              <w:right w:val="single" w:sz="4" w:space="0" w:color="000000"/>
+            </w:tcBorders>
+          </w:tcPr>
+          <w:p>
+            <w:pPr>
+              <w:pStyle w:val="TableContents"/>
+              <w:jc w:val="center"/>
+              <w:rPr>
+                <w:sz w:val="26"/>
+                <w:szCs w:val="26"/>
+              </w:rPr>
+            </w:pPr>
+            <w:r>
+              <w:rPr>
+                <w:sz w:val="26"/>
+                <w:szCs w:val="26"/>
+              </w:rPr>
+              <w:t xml:space="preserve">Ok </w:t>
+            </w:r>
           </w:p>
         </w:tc>
       </w:tr>
@@ -9333,7 +10912,7 @@
     </w:p>
     <w:tbl>
       <w:tblPr>
-        <w:tblW w:w="9638" w:type="dxa"/>
+        <w:tblW w:w="10910" w:type="dxa"/>
         <w:tblLayout w:type="fixed"/>
         <w:tblCellMar>
           <w:left w:w="10" w:type="dxa"/>
@@ -9345,14 +10924,9 @@
         <w:gridCol w:w="3744"/>
         <w:gridCol w:w="3348"/>
         <w:gridCol w:w="2546"/>
+        <w:gridCol w:w="1272"/>
       </w:tblGrid>
       <w:tr>
-        <w:tblPrEx>
-          <w:tblCellMar>
-            <w:top w:w="0" w:type="dxa"/>
-            <w:bottom w:w="0" w:type="dxa"/>
-          </w:tblCellMar>
-        </w:tblPrEx>
         <w:tc>
           <w:tcPr>
             <w:tcW w:w="3744" w:type="dxa"/>
@@ -9388,6 +10962,7 @@
                 <w:sz w:val="30"/>
                 <w:szCs w:val="30"/>
               </w:rPr>
+              <w:lastRenderedPageBreak/>
               <w:t>Nom de l’île</w:t>
             </w:r>
           </w:p>
@@ -9471,14 +11046,42 @@
             </w:r>
           </w:p>
         </w:tc>
+        <w:tc>
+          <w:tcPr>
+            <w:tcW w:w="1272" w:type="dxa"/>
+            <w:tcBorders>
+              <w:top w:val="single" w:sz="4" w:space="0" w:color="000000"/>
+              <w:left w:val="single" w:sz="4" w:space="0" w:color="000000"/>
+              <w:bottom w:val="single" w:sz="4" w:space="0" w:color="000000"/>
+              <w:right w:val="single" w:sz="4" w:space="0" w:color="000000"/>
+            </w:tcBorders>
+          </w:tcPr>
+          <w:p>
+            <w:pPr>
+              <w:pStyle w:val="TableContents"/>
+              <w:jc w:val="center"/>
+              <w:rPr>
+                <w:b/>
+                <w:bCs/>
+                <w:color w:val="2A6099"/>
+                <w:sz w:val="30"/>
+                <w:szCs w:val="30"/>
+              </w:rPr>
+            </w:pPr>
+            <w:r>
+              <w:rPr>
+                <w:b/>
+                <w:bCs/>
+                <w:color w:val="2A6099"/>
+                <w:sz w:val="30"/>
+                <w:szCs w:val="30"/>
+              </w:rPr>
+              <w:t>Photo</w:t>
+            </w:r>
+          </w:p>
+        </w:tc>
       </w:tr>
       <w:tr>
-        <w:tblPrEx>
-          <w:tblCellMar>
-            <w:top w:w="0" w:type="dxa"/>
-            <w:bottom w:w="0" w:type="dxa"/>
-          </w:tblCellMar>
-        </w:tblPrEx>
         <w:tc>
           <w:tcPr>
             <w:tcW w:w="3744" w:type="dxa"/>
@@ -9543,7 +11146,6 @@
                 <w:szCs w:val="26"/>
               </w:rPr>
             </w:pPr>
-            <w:proofErr w:type="gramStart"/>
             <w:r>
               <w:rPr>
                 <w:sz w:val="26"/>
@@ -9551,7 +11153,6 @@
               </w:rPr>
               <w:t>île</w:t>
             </w:r>
-            <w:proofErr w:type="gramEnd"/>
           </w:p>
         </w:tc>
         <w:tc>
@@ -9584,17 +11185,38 @@
                 <w:szCs w:val="26"/>
               </w:rPr>
               <w:t>Petite île</w:t>
+            </w:r>
+          </w:p>
+        </w:tc>
+        <w:tc>
+          <w:tcPr>
+            <w:tcW w:w="1272" w:type="dxa"/>
+            <w:tcBorders>
+              <w:left w:val="single" w:sz="4" w:space="0" w:color="000000"/>
+              <w:bottom w:val="single" w:sz="4" w:space="0" w:color="000000"/>
+              <w:right w:val="single" w:sz="4" w:space="0" w:color="000000"/>
+            </w:tcBorders>
+          </w:tcPr>
+          <w:p>
+            <w:pPr>
+              <w:pStyle w:val="TableContents"/>
+              <w:jc w:val="center"/>
+              <w:rPr>
+                <w:sz w:val="26"/>
+                <w:szCs w:val="26"/>
+              </w:rPr>
+            </w:pPr>
+            <w:r>
+              <w:rPr>
+                <w:sz w:val="26"/>
+                <w:szCs w:val="26"/>
+              </w:rPr>
+              <w:t xml:space="preserve">Ok </w:t>
             </w:r>
           </w:p>
         </w:tc>
       </w:tr>
       <w:tr>
-        <w:tblPrEx>
-          <w:tblCellMar>
-            <w:top w:w="0" w:type="dxa"/>
-            <w:bottom w:w="0" w:type="dxa"/>
-          </w:tblCellMar>
-        </w:tblPrEx>
         <w:tc>
           <w:tcPr>
             <w:tcW w:w="3744" w:type="dxa"/>
@@ -9668,7 +11290,6 @@
                 <w:szCs w:val="26"/>
               </w:rPr>
             </w:pPr>
-            <w:proofErr w:type="gramStart"/>
             <w:r>
               <w:rPr>
                 <w:sz w:val="26"/>
@@ -9676,7 +11297,6 @@
               </w:rPr>
               <w:t>île</w:t>
             </w:r>
-            <w:proofErr w:type="gramEnd"/>
           </w:p>
         </w:tc>
         <w:tc>
@@ -9709,17 +11329,38 @@
                 <w:szCs w:val="26"/>
               </w:rPr>
               <w:t>Petite île</w:t>
+            </w:r>
+          </w:p>
+        </w:tc>
+        <w:tc>
+          <w:tcPr>
+            <w:tcW w:w="1272" w:type="dxa"/>
+            <w:tcBorders>
+              <w:left w:val="single" w:sz="4" w:space="0" w:color="000000"/>
+              <w:bottom w:val="single" w:sz="4" w:space="0" w:color="000000"/>
+              <w:right w:val="single" w:sz="4" w:space="0" w:color="000000"/>
+            </w:tcBorders>
+          </w:tcPr>
+          <w:p>
+            <w:pPr>
+              <w:pStyle w:val="TableContents"/>
+              <w:jc w:val="center"/>
+              <w:rPr>
+                <w:sz w:val="26"/>
+                <w:szCs w:val="26"/>
+              </w:rPr>
+            </w:pPr>
+            <w:r>
+              <w:rPr>
+                <w:sz w:val="26"/>
+                <w:szCs w:val="26"/>
+              </w:rPr>
+              <w:t xml:space="preserve">Ok </w:t>
             </w:r>
           </w:p>
         </w:tc>
       </w:tr>
       <w:tr>
-        <w:tblPrEx>
-          <w:tblCellMar>
-            <w:top w:w="0" w:type="dxa"/>
-            <w:bottom w:w="0" w:type="dxa"/>
-          </w:tblCellMar>
-        </w:tblPrEx>
         <w:tc>
           <w:tcPr>
             <w:tcW w:w="3744" w:type="dxa"/>
@@ -9784,7 +11425,6 @@
                 <w:szCs w:val="26"/>
               </w:rPr>
             </w:pPr>
-            <w:proofErr w:type="gramStart"/>
             <w:r>
               <w:rPr>
                 <w:sz w:val="26"/>
@@ -9792,7 +11432,6 @@
               </w:rPr>
               <w:t>île</w:t>
             </w:r>
-            <w:proofErr w:type="gramEnd"/>
           </w:p>
         </w:tc>
         <w:tc>
@@ -9825,17 +11464,38 @@
                 <w:szCs w:val="26"/>
               </w:rPr>
               <w:t>Petite île</w:t>
+            </w:r>
+          </w:p>
+        </w:tc>
+        <w:tc>
+          <w:tcPr>
+            <w:tcW w:w="1272" w:type="dxa"/>
+            <w:tcBorders>
+              <w:left w:val="single" w:sz="4" w:space="0" w:color="000000"/>
+              <w:bottom w:val="single" w:sz="4" w:space="0" w:color="000000"/>
+              <w:right w:val="single" w:sz="4" w:space="0" w:color="000000"/>
+            </w:tcBorders>
+          </w:tcPr>
+          <w:p>
+            <w:pPr>
+              <w:pStyle w:val="TableContents"/>
+              <w:jc w:val="center"/>
+              <w:rPr>
+                <w:sz w:val="26"/>
+                <w:szCs w:val="26"/>
+              </w:rPr>
+            </w:pPr>
+            <w:r>
+              <w:rPr>
+                <w:sz w:val="26"/>
+                <w:szCs w:val="26"/>
+              </w:rPr>
+              <w:t xml:space="preserve">Ok </w:t>
             </w:r>
           </w:p>
         </w:tc>
       </w:tr>
       <w:tr>
-        <w:tblPrEx>
-          <w:tblCellMar>
-            <w:top w:w="0" w:type="dxa"/>
-            <w:bottom w:w="0" w:type="dxa"/>
-          </w:tblCellMar>
-        </w:tblPrEx>
         <w:tc>
           <w:tcPr>
             <w:tcW w:w="3744" w:type="dxa"/>
@@ -9900,7 +11560,6 @@
                 <w:szCs w:val="26"/>
               </w:rPr>
             </w:pPr>
-            <w:proofErr w:type="gramStart"/>
             <w:r>
               <w:rPr>
                 <w:sz w:val="26"/>
@@ -9908,7 +11567,6 @@
               </w:rPr>
               <w:t>île</w:t>
             </w:r>
-            <w:proofErr w:type="gramEnd"/>
           </w:p>
         </w:tc>
         <w:tc>
@@ -9941,17 +11599,38 @@
                 <w:szCs w:val="26"/>
               </w:rPr>
               <w:t>Petite île</w:t>
+            </w:r>
+          </w:p>
+        </w:tc>
+        <w:tc>
+          <w:tcPr>
+            <w:tcW w:w="1272" w:type="dxa"/>
+            <w:tcBorders>
+              <w:left w:val="single" w:sz="4" w:space="0" w:color="000000"/>
+              <w:bottom w:val="single" w:sz="4" w:space="0" w:color="000000"/>
+              <w:right w:val="single" w:sz="4" w:space="0" w:color="000000"/>
+            </w:tcBorders>
+          </w:tcPr>
+          <w:p>
+            <w:pPr>
+              <w:pStyle w:val="TableContents"/>
+              <w:jc w:val="center"/>
+              <w:rPr>
+                <w:sz w:val="26"/>
+                <w:szCs w:val="26"/>
+              </w:rPr>
+            </w:pPr>
+            <w:r>
+              <w:rPr>
+                <w:sz w:val="26"/>
+                <w:szCs w:val="26"/>
+              </w:rPr>
+              <w:t xml:space="preserve">Ok </w:t>
             </w:r>
           </w:p>
         </w:tc>
       </w:tr>
       <w:tr>
-        <w:tblPrEx>
-          <w:tblCellMar>
-            <w:top w:w="0" w:type="dxa"/>
-            <w:bottom w:w="0" w:type="dxa"/>
-          </w:tblCellMar>
-        </w:tblPrEx>
         <w:tc>
           <w:tcPr>
             <w:tcW w:w="3744" w:type="dxa"/>
@@ -10016,7 +11695,6 @@
                 <w:szCs w:val="26"/>
               </w:rPr>
             </w:pPr>
-            <w:proofErr w:type="gramStart"/>
             <w:r>
               <w:rPr>
                 <w:sz w:val="26"/>
@@ -10024,7 +11702,6 @@
               </w:rPr>
               <w:t>île</w:t>
             </w:r>
-            <w:proofErr w:type="gramEnd"/>
           </w:p>
         </w:tc>
         <w:tc>
@@ -10057,17 +11734,38 @@
                 <w:szCs w:val="26"/>
               </w:rPr>
               <w:t>Petite île</w:t>
+            </w:r>
+          </w:p>
+        </w:tc>
+        <w:tc>
+          <w:tcPr>
+            <w:tcW w:w="1272" w:type="dxa"/>
+            <w:tcBorders>
+              <w:left w:val="single" w:sz="4" w:space="0" w:color="000000"/>
+              <w:bottom w:val="single" w:sz="4" w:space="0" w:color="000000"/>
+              <w:right w:val="single" w:sz="4" w:space="0" w:color="000000"/>
+            </w:tcBorders>
+          </w:tcPr>
+          <w:p>
+            <w:pPr>
+              <w:pStyle w:val="TableContents"/>
+              <w:jc w:val="center"/>
+              <w:rPr>
+                <w:sz w:val="26"/>
+                <w:szCs w:val="26"/>
+              </w:rPr>
+            </w:pPr>
+            <w:r>
+              <w:rPr>
+                <w:sz w:val="26"/>
+                <w:szCs w:val="26"/>
+              </w:rPr>
+              <w:t xml:space="preserve">Ok </w:t>
             </w:r>
           </w:p>
         </w:tc>
       </w:tr>
       <w:tr>
-        <w:tblPrEx>
-          <w:tblCellMar>
-            <w:top w:w="0" w:type="dxa"/>
-            <w:bottom w:w="0" w:type="dxa"/>
-          </w:tblCellMar>
-        </w:tblPrEx>
         <w:tc>
           <w:tcPr>
             <w:tcW w:w="3744" w:type="dxa"/>
@@ -10132,7 +11830,6 @@
                 <w:szCs w:val="26"/>
               </w:rPr>
             </w:pPr>
-            <w:proofErr w:type="gramStart"/>
             <w:r>
               <w:rPr>
                 <w:sz w:val="26"/>
@@ -10140,7 +11837,6 @@
               </w:rPr>
               <w:t>île</w:t>
             </w:r>
-            <w:proofErr w:type="gramEnd"/>
           </w:p>
         </w:tc>
         <w:tc>
@@ -10173,17 +11869,38 @@
                 <w:szCs w:val="26"/>
               </w:rPr>
               <w:t>Petite île</w:t>
+            </w:r>
+          </w:p>
+        </w:tc>
+        <w:tc>
+          <w:tcPr>
+            <w:tcW w:w="1272" w:type="dxa"/>
+            <w:tcBorders>
+              <w:left w:val="single" w:sz="4" w:space="0" w:color="000000"/>
+              <w:bottom w:val="single" w:sz="4" w:space="0" w:color="000000"/>
+              <w:right w:val="single" w:sz="4" w:space="0" w:color="000000"/>
+            </w:tcBorders>
+          </w:tcPr>
+          <w:p>
+            <w:pPr>
+              <w:pStyle w:val="TableContents"/>
+              <w:jc w:val="center"/>
+              <w:rPr>
+                <w:sz w:val="26"/>
+                <w:szCs w:val="26"/>
+              </w:rPr>
+            </w:pPr>
+            <w:r>
+              <w:rPr>
+                <w:sz w:val="26"/>
+                <w:szCs w:val="26"/>
+              </w:rPr>
+              <w:t xml:space="preserve">Ok </w:t>
             </w:r>
           </w:p>
         </w:tc>
       </w:tr>
       <w:tr>
-        <w:tblPrEx>
-          <w:tblCellMar>
-            <w:top w:w="0" w:type="dxa"/>
-            <w:bottom w:w="0" w:type="dxa"/>
-          </w:tblCellMar>
-        </w:tblPrEx>
         <w:tc>
           <w:tcPr>
             <w:tcW w:w="3744" w:type="dxa"/>
@@ -10248,7 +11965,6 @@
                 <w:szCs w:val="26"/>
               </w:rPr>
             </w:pPr>
-            <w:proofErr w:type="gramStart"/>
             <w:r>
               <w:rPr>
                 <w:sz w:val="26"/>
@@ -10256,7 +11972,6 @@
               </w:rPr>
               <w:t>île</w:t>
             </w:r>
-            <w:proofErr w:type="gramEnd"/>
           </w:p>
         </w:tc>
         <w:tc>
@@ -10289,17 +12004,38 @@
                 <w:szCs w:val="26"/>
               </w:rPr>
               <w:t>Petite île</w:t>
+            </w:r>
+          </w:p>
+        </w:tc>
+        <w:tc>
+          <w:tcPr>
+            <w:tcW w:w="1272" w:type="dxa"/>
+            <w:tcBorders>
+              <w:left w:val="single" w:sz="4" w:space="0" w:color="000000"/>
+              <w:bottom w:val="single" w:sz="4" w:space="0" w:color="000000"/>
+              <w:right w:val="single" w:sz="4" w:space="0" w:color="000000"/>
+            </w:tcBorders>
+          </w:tcPr>
+          <w:p>
+            <w:pPr>
+              <w:pStyle w:val="TableContents"/>
+              <w:jc w:val="center"/>
+              <w:rPr>
+                <w:sz w:val="26"/>
+                <w:szCs w:val="26"/>
+              </w:rPr>
+            </w:pPr>
+            <w:r>
+              <w:rPr>
+                <w:sz w:val="26"/>
+                <w:szCs w:val="26"/>
+              </w:rPr>
+              <w:t xml:space="preserve">Ok </w:t>
             </w:r>
           </w:p>
         </w:tc>
       </w:tr>
       <w:tr>
-        <w:tblPrEx>
-          <w:tblCellMar>
-            <w:top w:w="0" w:type="dxa"/>
-            <w:bottom w:w="0" w:type="dxa"/>
-          </w:tblCellMar>
-        </w:tblPrEx>
         <w:tc>
           <w:tcPr>
             <w:tcW w:w="3744" w:type="dxa"/>
@@ -10373,7 +12109,6 @@
                 <w:szCs w:val="26"/>
               </w:rPr>
             </w:pPr>
-            <w:proofErr w:type="gramStart"/>
             <w:r>
               <w:rPr>
                 <w:sz w:val="26"/>
@@ -10381,7 +12116,6 @@
               </w:rPr>
               <w:t>île</w:t>
             </w:r>
-            <w:proofErr w:type="gramEnd"/>
           </w:p>
         </w:tc>
         <w:tc>
@@ -10414,17 +12148,38 @@
                 <w:szCs w:val="26"/>
               </w:rPr>
               <w:t>Petite île</w:t>
+            </w:r>
+          </w:p>
+        </w:tc>
+        <w:tc>
+          <w:tcPr>
+            <w:tcW w:w="1272" w:type="dxa"/>
+            <w:tcBorders>
+              <w:left w:val="single" w:sz="4" w:space="0" w:color="000000"/>
+              <w:bottom w:val="single" w:sz="4" w:space="0" w:color="000000"/>
+              <w:right w:val="single" w:sz="4" w:space="0" w:color="000000"/>
+            </w:tcBorders>
+          </w:tcPr>
+          <w:p>
+            <w:pPr>
+              <w:pStyle w:val="TableContents"/>
+              <w:jc w:val="center"/>
+              <w:rPr>
+                <w:sz w:val="26"/>
+                <w:szCs w:val="26"/>
+              </w:rPr>
+            </w:pPr>
+            <w:r>
+              <w:rPr>
+                <w:sz w:val="26"/>
+                <w:szCs w:val="26"/>
+              </w:rPr>
+              <w:t xml:space="preserve">Ok </w:t>
             </w:r>
           </w:p>
         </w:tc>
       </w:tr>
       <w:tr>
-        <w:tblPrEx>
-          <w:tblCellMar>
-            <w:top w:w="0" w:type="dxa"/>
-            <w:bottom w:w="0" w:type="dxa"/>
-          </w:tblCellMar>
-        </w:tblPrEx>
         <w:tc>
           <w:tcPr>
             <w:tcW w:w="3744" w:type="dxa"/>
@@ -10498,7 +12253,6 @@
                 <w:szCs w:val="26"/>
               </w:rPr>
             </w:pPr>
-            <w:proofErr w:type="gramStart"/>
             <w:r>
               <w:rPr>
                 <w:sz w:val="26"/>
@@ -10506,7 +12260,6 @@
               </w:rPr>
               <w:t>île</w:t>
             </w:r>
-            <w:proofErr w:type="gramEnd"/>
           </w:p>
         </w:tc>
         <w:tc>
@@ -10539,17 +12292,38 @@
                 <w:szCs w:val="26"/>
               </w:rPr>
               <w:t>Grande île</w:t>
+            </w:r>
+          </w:p>
+        </w:tc>
+        <w:tc>
+          <w:tcPr>
+            <w:tcW w:w="1272" w:type="dxa"/>
+            <w:tcBorders>
+              <w:left w:val="single" w:sz="4" w:space="0" w:color="000000"/>
+              <w:bottom w:val="single" w:sz="4" w:space="0" w:color="000000"/>
+              <w:right w:val="single" w:sz="4" w:space="0" w:color="000000"/>
+            </w:tcBorders>
+          </w:tcPr>
+          <w:p>
+            <w:pPr>
+              <w:pStyle w:val="TableContents"/>
+              <w:jc w:val="center"/>
+              <w:rPr>
+                <w:sz w:val="26"/>
+                <w:szCs w:val="26"/>
+              </w:rPr>
+            </w:pPr>
+            <w:r>
+              <w:rPr>
+                <w:sz w:val="26"/>
+                <w:szCs w:val="26"/>
+              </w:rPr>
+              <w:t xml:space="preserve">Ok </w:t>
             </w:r>
           </w:p>
         </w:tc>
       </w:tr>
       <w:tr>
-        <w:tblPrEx>
-          <w:tblCellMar>
-            <w:top w:w="0" w:type="dxa"/>
-            <w:bottom w:w="0" w:type="dxa"/>
-          </w:tblCellMar>
-        </w:tblPrEx>
         <w:tc>
           <w:tcPr>
             <w:tcW w:w="3744" w:type="dxa"/>
@@ -10623,7 +12397,6 @@
                 <w:szCs w:val="26"/>
               </w:rPr>
             </w:pPr>
-            <w:proofErr w:type="gramStart"/>
             <w:r>
               <w:rPr>
                 <w:sz w:val="26"/>
@@ -10631,7 +12404,6 @@
               </w:rPr>
               <w:t>île</w:t>
             </w:r>
-            <w:proofErr w:type="gramEnd"/>
           </w:p>
         </w:tc>
         <w:tc>
@@ -10664,17 +12436,38 @@
                 <w:szCs w:val="26"/>
               </w:rPr>
               <w:t>Grande île</w:t>
+            </w:r>
+          </w:p>
+        </w:tc>
+        <w:tc>
+          <w:tcPr>
+            <w:tcW w:w="1272" w:type="dxa"/>
+            <w:tcBorders>
+              <w:left w:val="single" w:sz="4" w:space="0" w:color="000000"/>
+              <w:bottom w:val="single" w:sz="4" w:space="0" w:color="000000"/>
+              <w:right w:val="single" w:sz="4" w:space="0" w:color="000000"/>
+            </w:tcBorders>
+          </w:tcPr>
+          <w:p>
+            <w:pPr>
+              <w:pStyle w:val="TableContents"/>
+              <w:jc w:val="center"/>
+              <w:rPr>
+                <w:sz w:val="26"/>
+                <w:szCs w:val="26"/>
+              </w:rPr>
+            </w:pPr>
+            <w:r>
+              <w:rPr>
+                <w:sz w:val="26"/>
+                <w:szCs w:val="26"/>
+              </w:rPr>
+              <w:t xml:space="preserve">Ok </w:t>
             </w:r>
           </w:p>
         </w:tc>
       </w:tr>
       <w:tr>
-        <w:tblPrEx>
-          <w:tblCellMar>
-            <w:top w:w="0" w:type="dxa"/>
-            <w:bottom w:w="0" w:type="dxa"/>
-          </w:tblCellMar>
-        </w:tblPrEx>
         <w:tc>
           <w:tcPr>
             <w:tcW w:w="3744" w:type="dxa"/>
@@ -10739,7 +12532,6 @@
                 <w:szCs w:val="26"/>
               </w:rPr>
             </w:pPr>
-            <w:proofErr w:type="gramStart"/>
             <w:r>
               <w:rPr>
                 <w:sz w:val="26"/>
@@ -10747,7 +12539,6 @@
               </w:rPr>
               <w:t>île</w:t>
             </w:r>
-            <w:proofErr w:type="gramEnd"/>
           </w:p>
         </w:tc>
         <w:tc>
@@ -10780,17 +12571,38 @@
                 <w:szCs w:val="26"/>
               </w:rPr>
               <w:t>Grande île</w:t>
+            </w:r>
+          </w:p>
+        </w:tc>
+        <w:tc>
+          <w:tcPr>
+            <w:tcW w:w="1272" w:type="dxa"/>
+            <w:tcBorders>
+              <w:left w:val="single" w:sz="4" w:space="0" w:color="000000"/>
+              <w:bottom w:val="single" w:sz="4" w:space="0" w:color="000000"/>
+              <w:right w:val="single" w:sz="4" w:space="0" w:color="000000"/>
+            </w:tcBorders>
+          </w:tcPr>
+          <w:p>
+            <w:pPr>
+              <w:pStyle w:val="TableContents"/>
+              <w:jc w:val="center"/>
+              <w:rPr>
+                <w:sz w:val="26"/>
+                <w:szCs w:val="26"/>
+              </w:rPr>
+            </w:pPr>
+            <w:r>
+              <w:rPr>
+                <w:sz w:val="26"/>
+                <w:szCs w:val="26"/>
+              </w:rPr>
+              <w:t xml:space="preserve">Ok </w:t>
             </w:r>
           </w:p>
         </w:tc>
       </w:tr>
       <w:tr>
-        <w:tblPrEx>
-          <w:tblCellMar>
-            <w:top w:w="0" w:type="dxa"/>
-            <w:bottom w:w="0" w:type="dxa"/>
-          </w:tblCellMar>
-        </w:tblPrEx>
         <w:tc>
           <w:tcPr>
             <w:tcW w:w="3744" w:type="dxa"/>
@@ -10864,7 +12676,6 @@
                 <w:szCs w:val="26"/>
               </w:rPr>
             </w:pPr>
-            <w:proofErr w:type="gramStart"/>
             <w:r>
               <w:rPr>
                 <w:sz w:val="26"/>
@@ -10872,7 +12683,6 @@
               </w:rPr>
               <w:t>île</w:t>
             </w:r>
-            <w:proofErr w:type="gramEnd"/>
           </w:p>
         </w:tc>
         <w:tc>
@@ -10905,17 +12715,38 @@
                 <w:szCs w:val="26"/>
               </w:rPr>
               <w:t>Grande île</w:t>
+            </w:r>
+          </w:p>
+        </w:tc>
+        <w:tc>
+          <w:tcPr>
+            <w:tcW w:w="1272" w:type="dxa"/>
+            <w:tcBorders>
+              <w:left w:val="single" w:sz="4" w:space="0" w:color="000000"/>
+              <w:bottom w:val="single" w:sz="4" w:space="0" w:color="000000"/>
+              <w:right w:val="single" w:sz="4" w:space="0" w:color="000000"/>
+            </w:tcBorders>
+          </w:tcPr>
+          <w:p>
+            <w:pPr>
+              <w:pStyle w:val="TableContents"/>
+              <w:jc w:val="center"/>
+              <w:rPr>
+                <w:sz w:val="26"/>
+                <w:szCs w:val="26"/>
+              </w:rPr>
+            </w:pPr>
+            <w:r>
+              <w:rPr>
+                <w:sz w:val="26"/>
+                <w:szCs w:val="26"/>
+              </w:rPr>
+              <w:t xml:space="preserve">Ok </w:t>
             </w:r>
           </w:p>
         </w:tc>
       </w:tr>
       <w:tr>
-        <w:tblPrEx>
-          <w:tblCellMar>
-            <w:top w:w="0" w:type="dxa"/>
-            <w:bottom w:w="0" w:type="dxa"/>
-          </w:tblCellMar>
-        </w:tblPrEx>
         <w:tc>
           <w:tcPr>
             <w:tcW w:w="3744" w:type="dxa"/>
@@ -10996,7 +12827,6 @@
                 <w:szCs w:val="26"/>
               </w:rPr>
             </w:pPr>
-            <w:proofErr w:type="gramStart"/>
             <w:r>
               <w:rPr>
                 <w:sz w:val="26"/>
@@ -11004,7 +12834,6 @@
               </w:rPr>
               <w:t>île</w:t>
             </w:r>
-            <w:proofErr w:type="gramEnd"/>
           </w:p>
         </w:tc>
         <w:tc>
@@ -11037,17 +12866,38 @@
                 <w:szCs w:val="26"/>
               </w:rPr>
               <w:t>Grande île</w:t>
+            </w:r>
+          </w:p>
+        </w:tc>
+        <w:tc>
+          <w:tcPr>
+            <w:tcW w:w="1272" w:type="dxa"/>
+            <w:tcBorders>
+              <w:left w:val="single" w:sz="4" w:space="0" w:color="000000"/>
+              <w:bottom w:val="single" w:sz="4" w:space="0" w:color="000000"/>
+              <w:right w:val="single" w:sz="4" w:space="0" w:color="000000"/>
+            </w:tcBorders>
+          </w:tcPr>
+          <w:p>
+            <w:pPr>
+              <w:pStyle w:val="TableContents"/>
+              <w:jc w:val="center"/>
+              <w:rPr>
+                <w:sz w:val="26"/>
+                <w:szCs w:val="26"/>
+              </w:rPr>
+            </w:pPr>
+            <w:r>
+              <w:rPr>
+                <w:sz w:val="26"/>
+                <w:szCs w:val="26"/>
+              </w:rPr>
+              <w:t xml:space="preserve">Ok </w:t>
             </w:r>
           </w:p>
         </w:tc>
       </w:tr>
       <w:tr>
-        <w:tblPrEx>
-          <w:tblCellMar>
-            <w:top w:w="0" w:type="dxa"/>
-            <w:bottom w:w="0" w:type="dxa"/>
-          </w:tblCellMar>
-        </w:tblPrEx>
         <w:tc>
           <w:tcPr>
             <w:tcW w:w="3744" w:type="dxa"/>
@@ -11152,16 +13002,37 @@
                 <w:szCs w:val="26"/>
               </w:rPr>
             </w:pPr>
+          </w:p>
+        </w:tc>
+        <w:tc>
+          <w:tcPr>
+            <w:tcW w:w="1272" w:type="dxa"/>
+            <w:tcBorders>
+              <w:left w:val="single" w:sz="4" w:space="0" w:color="000000"/>
+              <w:bottom w:val="single" w:sz="4" w:space="0" w:color="000000"/>
+              <w:right w:val="single" w:sz="4" w:space="0" w:color="000000"/>
+            </w:tcBorders>
+          </w:tcPr>
+          <w:p>
+            <w:pPr>
+              <w:pStyle w:val="TableContents"/>
+              <w:jc w:val="center"/>
+              <w:rPr>
+                <w:sz w:val="26"/>
+                <w:szCs w:val="26"/>
+              </w:rPr>
+            </w:pPr>
+            <w:r>
+              <w:rPr>
+                <w:sz w:val="26"/>
+                <w:szCs w:val="26"/>
+              </w:rPr>
+              <w:t xml:space="preserve">Ok </w:t>
+            </w:r>
           </w:p>
         </w:tc>
       </w:tr>
       <w:tr>
-        <w:tblPrEx>
-          <w:tblCellMar>
-            <w:top w:w="0" w:type="dxa"/>
-            <w:bottom w:w="0" w:type="dxa"/>
-          </w:tblCellMar>
-        </w:tblPrEx>
         <w:tc>
           <w:tcPr>
             <w:tcW w:w="3744" w:type="dxa"/>
@@ -11270,16 +13141,37 @@
                 <w:szCs w:val="26"/>
               </w:rPr>
             </w:pPr>
+          </w:p>
+        </w:tc>
+        <w:tc>
+          <w:tcPr>
+            <w:tcW w:w="1272" w:type="dxa"/>
+            <w:tcBorders>
+              <w:left w:val="single" w:sz="4" w:space="0" w:color="000000"/>
+              <w:bottom w:val="single" w:sz="4" w:space="0" w:color="000000"/>
+              <w:right w:val="single" w:sz="4" w:space="0" w:color="000000"/>
+            </w:tcBorders>
+          </w:tcPr>
+          <w:p>
+            <w:pPr>
+              <w:pStyle w:val="TableContents"/>
+              <w:jc w:val="center"/>
+              <w:rPr>
+                <w:sz w:val="26"/>
+                <w:szCs w:val="26"/>
+              </w:rPr>
+            </w:pPr>
+            <w:r>
+              <w:rPr>
+                <w:sz w:val="26"/>
+                <w:szCs w:val="26"/>
+              </w:rPr>
+              <w:t xml:space="preserve">Ok </w:t>
+            </w:r>
           </w:p>
         </w:tc>
       </w:tr>
       <w:tr>
-        <w:tblPrEx>
-          <w:tblCellMar>
-            <w:top w:w="0" w:type="dxa"/>
-            <w:bottom w:w="0" w:type="dxa"/>
-          </w:tblCellMar>
-        </w:tblPrEx>
         <w:tc>
           <w:tcPr>
             <w:tcW w:w="3744" w:type="dxa"/>
@@ -11379,16 +13271,37 @@
                 <w:szCs w:val="26"/>
               </w:rPr>
             </w:pPr>
+          </w:p>
+        </w:tc>
+        <w:tc>
+          <w:tcPr>
+            <w:tcW w:w="1272" w:type="dxa"/>
+            <w:tcBorders>
+              <w:left w:val="single" w:sz="4" w:space="0" w:color="000000"/>
+              <w:bottom w:val="single" w:sz="4" w:space="0" w:color="000000"/>
+              <w:right w:val="single" w:sz="4" w:space="0" w:color="000000"/>
+            </w:tcBorders>
+          </w:tcPr>
+          <w:p>
+            <w:pPr>
+              <w:pStyle w:val="TableContents"/>
+              <w:jc w:val="center"/>
+              <w:rPr>
+                <w:sz w:val="26"/>
+                <w:szCs w:val="26"/>
+              </w:rPr>
+            </w:pPr>
+            <w:r>
+              <w:rPr>
+                <w:sz w:val="26"/>
+                <w:szCs w:val="26"/>
+              </w:rPr>
+              <w:t xml:space="preserve">Ok </w:t>
+            </w:r>
           </w:p>
         </w:tc>
       </w:tr>
       <w:tr>
-        <w:tblPrEx>
-          <w:tblCellMar>
-            <w:top w:w="0" w:type="dxa"/>
-            <w:bottom w:w="0" w:type="dxa"/>
-          </w:tblCellMar>
-        </w:tblPrEx>
         <w:tc>
           <w:tcPr>
             <w:tcW w:w="3744" w:type="dxa"/>
@@ -11496,6 +13409,33 @@
                 <w:szCs w:val="26"/>
               </w:rPr>
             </w:pPr>
+          </w:p>
+        </w:tc>
+        <w:tc>
+          <w:tcPr>
+            <w:tcW w:w="1272" w:type="dxa"/>
+            <w:tcBorders>
+              <w:left w:val="single" w:sz="4" w:space="0" w:color="000000"/>
+              <w:bottom w:val="single" w:sz="4" w:space="0" w:color="000000"/>
+              <w:right w:val="single" w:sz="4" w:space="0" w:color="000000"/>
+            </w:tcBorders>
+          </w:tcPr>
+          <w:p>
+            <w:pPr>
+              <w:pStyle w:val="TableContents"/>
+              <w:jc w:val="center"/>
+              <w:rPr>
+                <w:sz w:val="26"/>
+                <w:szCs w:val="26"/>
+              </w:rPr>
+            </w:pPr>
+            <w:r>
+              <w:rPr>
+                <w:sz w:val="26"/>
+                <w:szCs w:val="26"/>
+              </w:rPr>
+              <w:t xml:space="preserve">Ok </w:t>
+            </w:r>
           </w:p>
         </w:tc>
       </w:tr>
@@ -11507,8 +13447,9 @@
     </w:p>
     <w:sectPr>
       <w:pgSz w:w="11906" w:h="16838"/>
-      <w:pgMar w:top="1134" w:right="1134" w:bottom="1134" w:left="1134" w:header="720" w:footer="720" w:gutter="0"/>
+      <w:pgMar w:top="720" w:right="720" w:bottom="720" w:left="720" w:header="720" w:footer="720" w:gutter="0"/>
       <w:cols w:space="720"/>
+      <w:docGrid w:linePitch="326"/>
     </w:sectPr>
   </w:body>
 </w:document>
